--- a/各类表格/6.2 系统整体测评结论形成/素材2-1：单项测评结论清单（用于实践任务1）.docx
+++ b/各类表格/6.2 系统整体测评结论形成/素材2-1：单项测评结论清单（用于实践任务1）.docx
@@ -36,6 +36,43 @@
           <w:shd w:val="clear" w:fill="FFFFFF"/>
         </w:rPr>
         <w:t>素材2-1：单项测评结论清单（用于实践任务1）</w:t>
+      </w:r>
+    </w:p>
+    <w:p>
+      <w:pPr>
+        <w:pStyle w:val="2"/>
+        <w:keepNext w:val="0"/>
+        <w:keepLines w:val="0"/>
+        <w:widowControl/>
+        <w:suppressLineNumbers w:val="0"/>
+        <w:shd w:val="clear" w:fill="FFFFFF"/>
+        <w:spacing w:before="384" w:beforeAutospacing="0" w:after="192" w:afterAutospacing="0" w:line="360" w:lineRule="atLeast"/>
+        <w:ind w:left="0" w:right="0" w:firstLine="0"/>
+        <w:rPr>
+          <w:rFonts w:ascii="Segoe UI" w:hAnsi="Segoe UI" w:eastAsia="Segoe UI" w:cs="Segoe UI"/>
+          <w:b/>
+          <w:bCs/>
+          <w:caps w:val="0"/>
+          <w:color w:val="0F1115"/>
+          <w:spacing w:val="0"/>
+          <w:sz w:val="30"/>
+          <w:szCs w:val="30"/>
+        </w:rPr>
+      </w:pPr>
+      <w:r>
+        <w:rPr>
+          <w:b/>
+          <w:color w:val="B71C1C"/>
+          <w:sz w:val="21"/>
+        </w:rPr>
+        <w:t>被测系统：XX职业技术学院数字校园平台　　安全保护等级：第三级（S3A3）</w:t>
+      </w:r>
+      <w:r>
+        <w:rPr>
+          <w:b w:val="0"/>
+          <w:sz w:val="21"/>
+        </w:rPr>
+        <w:t>任务说明：本清单已给出各测评项的单项测评结论和现场发现的主要问题描述。请按环节二要求：① 统计各类结论数量及占比；② 对照素材2-4《高风险项快速判定卡》，逐条比对“主要问题描述”，找出高风险项；③ 完成素材2-2《整体结论判断表》。</w:t>
       </w:r>
     </w:p>
     <w:tbl>
@@ -90,7 +127,7 @@
         </w:trPr>
         <w:tc>
           <w:tcPr>
-            <w:tcW w:w="0" w:type="auto"/>
+            <w:tcW w:w="685" w:type="dxa"/>
             <w:shd w:val="clear"/>
             <w:tcMar>
               <w:top w:w="150" w:type="dxa"/>
@@ -130,7 +167,7 @@
         </w:tc>
         <w:tc>
           <w:tcPr>
-            <w:tcW w:w="0" w:type="auto"/>
+            <w:tcW w:w="1654" w:type="dxa"/>
             <w:shd w:val="clear"/>
             <w:tcMar>
               <w:top w:w="150" w:type="dxa"/>
@@ -169,7 +206,7 @@
         </w:tc>
         <w:tc>
           <w:tcPr>
-            <w:tcW w:w="0" w:type="auto"/>
+            <w:tcW w:w="1575" w:type="dxa"/>
             <w:shd w:val="clear"/>
             <w:tcMar>
               <w:top w:w="150" w:type="dxa"/>
@@ -208,7 +245,7 @@
         </w:tc>
         <w:tc>
           <w:tcPr>
-            <w:tcW w:w="0" w:type="auto"/>
+            <w:tcW w:w="920" w:type="dxa"/>
             <w:shd w:val="clear"/>
             <w:tcMar>
               <w:top w:w="150" w:type="dxa"/>
@@ -247,7 +284,7 @@
         </w:tc>
         <w:tc>
           <w:tcPr>
-            <w:tcW w:w="0" w:type="auto"/>
+            <w:tcW w:w="1360" w:type="dxa"/>
             <w:shd w:val="clear"/>
             <w:tcMar>
               <w:top w:w="150" w:type="dxa"/>
@@ -286,40 +323,40 @@
         </w:tc>
         <w:tc>
           <w:tcPr>
-            <w:tcW w:w="0" w:type="auto"/>
-            <w:shd w:val="clear"/>
-            <w:tcMar>
-              <w:top w:w="150" w:type="dxa"/>
-              <w:left w:w="240" w:type="dxa"/>
-              <w:bottom w:w="150" w:type="dxa"/>
-              <w:right w:w="240" w:type="dxa"/>
-            </w:tcMar>
-            <w:vAlign w:val="center"/>
-          </w:tcPr>
-          <w:p>
-            <w:pPr>
-              <w:keepNext w:val="0"/>
-              <w:keepLines w:val="0"/>
-              <w:widowControl/>
-              <w:suppressLineNumbers w:val="0"/>
-              <w:spacing w:line="300" w:lineRule="atLeast"/>
-              <w:jc w:val="left"/>
-              <w:rPr>
-                <w:rFonts w:hint="default" w:ascii="Segoe UI" w:hAnsi="Segoe UI" w:eastAsia="Segoe UI" w:cs="Segoe UI"/>
-                <w:sz w:val="22"/>
-                <w:szCs w:val="22"/>
-              </w:rPr>
-            </w:pPr>
-            <w:r>
-              <w:rPr>
-                <w:rFonts w:hint="default" w:ascii="Segoe UI" w:hAnsi="Segoe UI" w:eastAsia="Segoe UI" w:cs="Segoe UI"/>
-                <w:kern w:val="0"/>
-                <w:sz w:val="22"/>
-                <w:szCs w:val="22"/>
-                <w:bdr w:val="none" w:color="auto" w:sz="0" w:space="0"/>
-                <w:lang w:val="en-US" w:eastAsia="zh-CN" w:bidi="ar"/>
-              </w:rPr>
-              <w:t>风险等级</w:t>
+            <w:tcW w:w="1734" w:type="dxa"/>
+            <w:shd w:val="clear"/>
+            <w:tcMar>
+              <w:top w:w="150" w:type="dxa"/>
+              <w:left w:w="240" w:type="dxa"/>
+              <w:bottom w:w="150" w:type="dxa"/>
+              <w:right w:w="240" w:type="dxa"/>
+            </w:tcMar>
+            <w:vAlign w:val="center"/>
+          </w:tcPr>
+          <w:p>
+            <w:pPr>
+              <w:keepNext w:val="0"/>
+              <w:keepLines w:val="0"/>
+              <w:widowControl/>
+              <w:suppressLineNumbers w:val="0"/>
+              <w:spacing w:line="300" w:lineRule="atLeast"/>
+              <w:jc w:val="left"/>
+              <w:rPr>
+                <w:rFonts w:hint="default" w:ascii="Segoe UI" w:hAnsi="Segoe UI" w:eastAsia="Segoe UI" w:cs="Segoe UI"/>
+                <w:sz w:val="22"/>
+                <w:szCs w:val="22"/>
+              </w:rPr>
+            </w:pPr>
+            <w:r>
+              <w:rPr>
+                <w:rFonts w:hint="default" w:ascii="Segoe UI" w:hAnsi="Segoe UI" w:eastAsia="Segoe UI" w:cs="Segoe UI"/>
+                <w:kern w:val="0"/>
+                <w:sz w:val="22"/>
+                <w:szCs w:val="22"/>
+                <w:bdr w:val="none" w:color="auto" w:sz="0" w:space="0"/>
+                <w:lang w:val="en-US" w:eastAsia="zh-CN" w:bidi="ar"/>
+              </w:rPr>
+              <w:t>主要问题描述</w:t>
             </w:r>
           </w:p>
         </w:tc>
@@ -343,7 +380,7 @@
         </w:tblPrEx>
         <w:tc>
           <w:tcPr>
-            <w:tcW w:w="0" w:type="auto"/>
+            <w:tcW w:w="685" w:type="dxa"/>
             <w:shd w:val="clear"/>
             <w:tcMar>
               <w:top w:w="150" w:type="dxa"/>
@@ -382,7 +419,7 @@
         </w:tc>
         <w:tc>
           <w:tcPr>
-            <w:tcW w:w="0" w:type="auto"/>
+            <w:tcW w:w="1654" w:type="dxa"/>
             <w:shd w:val="clear"/>
             <w:tcMar>
               <w:top w:w="150" w:type="dxa"/>
@@ -421,7 +458,7 @@
         </w:tc>
         <w:tc>
           <w:tcPr>
-            <w:tcW w:w="0" w:type="auto"/>
+            <w:tcW w:w="1575" w:type="dxa"/>
             <w:shd w:val="clear"/>
             <w:tcMar>
               <w:top w:w="150" w:type="dxa"/>
@@ -460,7 +497,7 @@
         </w:tc>
         <w:tc>
           <w:tcPr>
-            <w:tcW w:w="0" w:type="auto"/>
+            <w:tcW w:w="920" w:type="dxa"/>
             <w:shd w:val="clear"/>
             <w:tcMar>
               <w:top w:w="150" w:type="dxa"/>
@@ -499,7 +536,7 @@
         </w:tc>
         <w:tc>
           <w:tcPr>
-            <w:tcW w:w="0" w:type="auto"/>
+            <w:tcW w:w="1360" w:type="dxa"/>
             <w:shd w:val="clear"/>
             <w:tcMar>
               <w:top w:w="150" w:type="dxa"/>
@@ -538,7 +575,7 @@
         </w:tc>
         <w:tc>
           <w:tcPr>
-            <w:tcW w:w="0" w:type="auto"/>
+            <w:tcW w:w="1734" w:type="dxa"/>
             <w:shd w:val="clear"/>
             <w:tcMar>
               <w:top w:w="150" w:type="dxa"/>
@@ -571,7 +608,7 @@
                 <w:bdr w:val="none" w:color="auto" w:sz="0" w:space="0"/>
                 <w:lang w:val="en-US" w:eastAsia="zh-CN" w:bidi="ar"/>
               </w:rPr>
-              <w:t>—</w:t>
+              <w:t>机房设于教学楼三层，无渗水隐患，供电稳定</w:t>
             </w:r>
           </w:p>
         </w:tc>
@@ -595,7 +632,7 @@
         </w:tblPrEx>
         <w:tc>
           <w:tcPr>
-            <w:tcW w:w="0" w:type="auto"/>
+            <w:tcW w:w="685" w:type="dxa"/>
             <w:shd w:val="clear"/>
             <w:tcMar>
               <w:top w:w="150" w:type="dxa"/>
@@ -634,7 +671,7 @@
         </w:tc>
         <w:tc>
           <w:tcPr>
-            <w:tcW w:w="0" w:type="auto"/>
+            <w:tcW w:w="1654" w:type="dxa"/>
             <w:shd w:val="clear"/>
             <w:tcMar>
               <w:top w:w="150" w:type="dxa"/>
@@ -673,7 +710,7 @@
         </w:tc>
         <w:tc>
           <w:tcPr>
-            <w:tcW w:w="0" w:type="auto"/>
+            <w:tcW w:w="1575" w:type="dxa"/>
             <w:shd w:val="clear"/>
             <w:tcMar>
               <w:top w:w="150" w:type="dxa"/>
@@ -712,7 +749,7 @@
         </w:tc>
         <w:tc>
           <w:tcPr>
-            <w:tcW w:w="0" w:type="auto"/>
+            <w:tcW w:w="920" w:type="dxa"/>
             <w:shd w:val="clear"/>
             <w:tcMar>
               <w:top w:w="150" w:type="dxa"/>
@@ -751,7 +788,7 @@
         </w:tc>
         <w:tc>
           <w:tcPr>
-            <w:tcW w:w="0" w:type="auto"/>
+            <w:tcW w:w="1360" w:type="dxa"/>
             <w:shd w:val="clear"/>
             <w:tcMar>
               <w:top w:w="150" w:type="dxa"/>
@@ -790,7 +827,7 @@
         </w:tc>
         <w:tc>
           <w:tcPr>
-            <w:tcW w:w="0" w:type="auto"/>
+            <w:tcW w:w="1734" w:type="dxa"/>
             <w:shd w:val="clear"/>
             <w:tcMar>
               <w:top w:w="150" w:type="dxa"/>
@@ -823,7 +860,7 @@
                 <w:bdr w:val="none" w:color="auto" w:sz="0" w:space="0"/>
                 <w:lang w:val="en-US" w:eastAsia="zh-CN" w:bidi="ar"/>
               </w:rPr>
-              <w:t>—</w:t>
+              <w:t>机房部署电子门禁，出入有登记记录</w:t>
             </w:r>
           </w:p>
         </w:tc>
@@ -848,7 +885,7 @@
         </w:tblPrEx>
         <w:tc>
           <w:tcPr>
-            <w:tcW w:w="0" w:type="auto"/>
+            <w:tcW w:w="685" w:type="dxa"/>
             <w:shd w:val="clear"/>
             <w:tcMar>
               <w:top w:w="150" w:type="dxa"/>
@@ -887,7 +924,7 @@
         </w:tc>
         <w:tc>
           <w:tcPr>
-            <w:tcW w:w="0" w:type="auto"/>
+            <w:tcW w:w="1654" w:type="dxa"/>
             <w:shd w:val="clear"/>
             <w:tcMar>
               <w:top w:w="150" w:type="dxa"/>
@@ -926,46 +963,46 @@
         </w:tc>
         <w:tc>
           <w:tcPr>
-            <w:tcW w:w="0" w:type="auto"/>
-            <w:shd w:val="clear"/>
-            <w:tcMar>
-              <w:top w:w="150" w:type="dxa"/>
-              <w:left w:w="240" w:type="dxa"/>
-              <w:bottom w:w="150" w:type="dxa"/>
-              <w:right w:w="240" w:type="dxa"/>
-            </w:tcMar>
-            <w:vAlign w:val="center"/>
-          </w:tcPr>
-          <w:p>
-            <w:pPr>
-              <w:keepNext w:val="0"/>
-              <w:keepLines w:val="0"/>
-              <w:widowControl/>
-              <w:suppressLineNumbers w:val="0"/>
-              <w:spacing w:line="300" w:lineRule="atLeast"/>
-              <w:jc w:val="left"/>
-              <w:rPr>
-                <w:rFonts w:hint="default" w:ascii="Segoe UI" w:hAnsi="Segoe UI" w:eastAsia="Segoe UI" w:cs="Segoe UI"/>
-                <w:sz w:val="22"/>
-                <w:szCs w:val="22"/>
-              </w:rPr>
-            </w:pPr>
-            <w:r>
-              <w:rPr>
-                <w:rFonts w:hint="default" w:ascii="Segoe UI" w:hAnsi="Segoe UI" w:eastAsia="Segoe UI" w:cs="Segoe UI"/>
-                <w:kern w:val="0"/>
-                <w:sz w:val="22"/>
-                <w:szCs w:val="22"/>
-                <w:bdr w:val="none" w:color="auto" w:sz="0" w:space="0"/>
-                <w:lang w:val="en-US" w:eastAsia="zh-CN" w:bidi="ar"/>
-              </w:rPr>
-              <w:t>防盗窃防破坏</w:t>
-            </w:r>
-          </w:p>
-        </w:tc>
-        <w:tc>
-          <w:tcPr>
-            <w:tcW w:w="0" w:type="auto"/>
+            <w:tcW w:w="1575" w:type="dxa"/>
+            <w:shd w:val="clear"/>
+            <w:tcMar>
+              <w:top w:w="150" w:type="dxa"/>
+              <w:left w:w="240" w:type="dxa"/>
+              <w:bottom w:w="150" w:type="dxa"/>
+              <w:right w:w="240" w:type="dxa"/>
+            </w:tcMar>
+            <w:vAlign w:val="center"/>
+          </w:tcPr>
+          <w:p>
+            <w:pPr>
+              <w:keepNext w:val="0"/>
+              <w:keepLines w:val="0"/>
+              <w:widowControl/>
+              <w:suppressLineNumbers w:val="0"/>
+              <w:spacing w:line="300" w:lineRule="atLeast"/>
+              <w:jc w:val="left"/>
+              <w:rPr>
+                <w:rFonts w:hint="default" w:ascii="Segoe UI" w:hAnsi="Segoe UI" w:eastAsia="Segoe UI" w:cs="Segoe UI"/>
+                <w:sz w:val="22"/>
+                <w:szCs w:val="22"/>
+              </w:rPr>
+            </w:pPr>
+            <w:r>
+              <w:rPr>
+                <w:rFonts w:hint="default" w:ascii="Segoe UI" w:hAnsi="Segoe UI" w:eastAsia="Segoe UI" w:cs="Segoe UI"/>
+                <w:kern w:val="0"/>
+                <w:sz w:val="22"/>
+                <w:szCs w:val="22"/>
+                <w:bdr w:val="none" w:color="auto" w:sz="0" w:space="0"/>
+                <w:lang w:val="en-US" w:eastAsia="zh-CN" w:bidi="ar"/>
+              </w:rPr>
+              <w:t>防火</w:t>
+            </w:r>
+          </w:p>
+        </w:tc>
+        <w:tc>
+          <w:tcPr>
+            <w:tcW w:w="920" w:type="dxa"/>
             <w:shd w:val="clear"/>
             <w:tcMar>
               <w:top w:w="150" w:type="dxa"/>
@@ -1004,46 +1041,46 @@
         </w:tc>
         <w:tc>
           <w:tcPr>
-            <w:tcW w:w="0" w:type="auto"/>
-            <w:shd w:val="clear"/>
-            <w:tcMar>
-              <w:top w:w="150" w:type="dxa"/>
-              <w:left w:w="240" w:type="dxa"/>
-              <w:bottom w:w="150" w:type="dxa"/>
-              <w:right w:w="240" w:type="dxa"/>
-            </w:tcMar>
-            <w:vAlign w:val="center"/>
-          </w:tcPr>
-          <w:p>
-            <w:pPr>
-              <w:keepNext w:val="0"/>
-              <w:keepLines w:val="0"/>
-              <w:widowControl/>
-              <w:suppressLineNumbers w:val="0"/>
-              <w:spacing w:line="300" w:lineRule="atLeast"/>
-              <w:jc w:val="left"/>
-              <w:rPr>
-                <w:rFonts w:hint="default" w:ascii="Segoe UI" w:hAnsi="Segoe UI" w:eastAsia="Segoe UI" w:cs="Segoe UI"/>
-                <w:sz w:val="22"/>
-                <w:szCs w:val="22"/>
-              </w:rPr>
-            </w:pPr>
-            <w:r>
-              <w:rPr>
-                <w:rFonts w:hint="default" w:ascii="Segoe UI" w:hAnsi="Segoe UI" w:eastAsia="Segoe UI" w:cs="Segoe UI"/>
-                <w:kern w:val="0"/>
-                <w:sz w:val="22"/>
-                <w:szCs w:val="22"/>
-                <w:bdr w:val="none" w:color="auto" w:sz="0" w:space="0"/>
-                <w:lang w:val="en-US" w:eastAsia="zh-CN" w:bidi="ar"/>
-              </w:rPr>
-              <w:t>符合</w:t>
-            </w:r>
-          </w:p>
-        </w:tc>
-        <w:tc>
-          <w:tcPr>
-            <w:tcW w:w="0" w:type="auto"/>
+            <w:tcW w:w="1360" w:type="dxa"/>
+            <w:shd w:val="clear"/>
+            <w:tcMar>
+              <w:top w:w="150" w:type="dxa"/>
+              <w:left w:w="240" w:type="dxa"/>
+              <w:bottom w:w="150" w:type="dxa"/>
+              <w:right w:w="240" w:type="dxa"/>
+            </w:tcMar>
+            <w:vAlign w:val="center"/>
+          </w:tcPr>
+          <w:p>
+            <w:pPr>
+              <w:keepNext w:val="0"/>
+              <w:keepLines w:val="0"/>
+              <w:widowControl/>
+              <w:suppressLineNumbers w:val="0"/>
+              <w:spacing w:line="300" w:lineRule="atLeast"/>
+              <w:jc w:val="left"/>
+              <w:rPr>
+                <w:rFonts w:hint="default" w:ascii="Segoe UI" w:hAnsi="Segoe UI" w:eastAsia="Segoe UI" w:cs="Segoe UI"/>
+                <w:sz w:val="22"/>
+                <w:szCs w:val="22"/>
+              </w:rPr>
+            </w:pPr>
+            <w:r>
+              <w:rPr>
+                <w:rFonts w:hint="default" w:ascii="Segoe UI" w:hAnsi="Segoe UI" w:eastAsia="Segoe UI" w:cs="Segoe UI"/>
+                <w:kern w:val="0"/>
+                <w:sz w:val="22"/>
+                <w:szCs w:val="22"/>
+                <w:bdr w:val="none" w:color="auto" w:sz="0" w:space="0"/>
+                <w:lang w:val="en-US" w:eastAsia="zh-CN" w:bidi="ar"/>
+              </w:rPr>
+              <w:t>部分符合</w:t>
+            </w:r>
+          </w:p>
+        </w:tc>
+        <w:tc>
+          <w:tcPr>
+            <w:tcW w:w="1734" w:type="dxa"/>
             <w:shd w:val="clear"/>
             <w:tcMar>
               <w:top w:w="150" w:type="dxa"/>
@@ -1076,7 +1113,7 @@
                 <w:bdr w:val="none" w:color="auto" w:sz="0" w:space="0"/>
                 <w:lang w:val="en-US" w:eastAsia="zh-CN" w:bidi="ar"/>
               </w:rPr>
-              <w:t>—</w:t>
+              <w:t>机房仅配手提式灭火器，未安装自动灭火系统</w:t>
             </w:r>
           </w:p>
         </w:tc>
@@ -1101,7 +1138,7 @@
         </w:tblPrEx>
         <w:tc>
           <w:tcPr>
-            <w:tcW w:w="0" w:type="auto"/>
+            <w:tcW w:w="685" w:type="dxa"/>
             <w:shd w:val="clear"/>
             <w:tcMar>
               <w:top w:w="150" w:type="dxa"/>
@@ -1140,85 +1177,85 @@
         </w:tc>
         <w:tc>
           <w:tcPr>
-            <w:tcW w:w="0" w:type="auto"/>
-            <w:shd w:val="clear"/>
-            <w:tcMar>
-              <w:top w:w="150" w:type="dxa"/>
-              <w:left w:w="240" w:type="dxa"/>
-              <w:bottom w:w="150" w:type="dxa"/>
-              <w:right w:w="240" w:type="dxa"/>
-            </w:tcMar>
-            <w:vAlign w:val="center"/>
-          </w:tcPr>
-          <w:p>
-            <w:pPr>
-              <w:keepNext w:val="0"/>
-              <w:keepLines w:val="0"/>
-              <w:widowControl/>
-              <w:suppressLineNumbers w:val="0"/>
-              <w:spacing w:line="300" w:lineRule="atLeast"/>
-              <w:jc w:val="left"/>
-              <w:rPr>
-                <w:rFonts w:hint="default" w:ascii="Segoe UI" w:hAnsi="Segoe UI" w:eastAsia="Segoe UI" w:cs="Segoe UI"/>
-                <w:sz w:val="22"/>
-                <w:szCs w:val="22"/>
-              </w:rPr>
-            </w:pPr>
-            <w:r>
-              <w:rPr>
-                <w:rFonts w:hint="default" w:ascii="Segoe UI" w:hAnsi="Segoe UI" w:eastAsia="Segoe UI" w:cs="Segoe UI"/>
-                <w:kern w:val="0"/>
-                <w:sz w:val="22"/>
-                <w:szCs w:val="22"/>
-                <w:bdr w:val="none" w:color="auto" w:sz="0" w:space="0"/>
-                <w:lang w:val="en-US" w:eastAsia="zh-CN" w:bidi="ar"/>
-              </w:rPr>
-              <w:t>安全物理环境</w:t>
-            </w:r>
-          </w:p>
-        </w:tc>
-        <w:tc>
-          <w:tcPr>
-            <w:tcW w:w="0" w:type="auto"/>
-            <w:shd w:val="clear"/>
-            <w:tcMar>
-              <w:top w:w="150" w:type="dxa"/>
-              <w:left w:w="240" w:type="dxa"/>
-              <w:bottom w:w="150" w:type="dxa"/>
-              <w:right w:w="240" w:type="dxa"/>
-            </w:tcMar>
-            <w:vAlign w:val="center"/>
-          </w:tcPr>
-          <w:p>
-            <w:pPr>
-              <w:keepNext w:val="0"/>
-              <w:keepLines w:val="0"/>
-              <w:widowControl/>
-              <w:suppressLineNumbers w:val="0"/>
-              <w:spacing w:line="300" w:lineRule="atLeast"/>
-              <w:jc w:val="left"/>
-              <w:rPr>
-                <w:rFonts w:hint="default" w:ascii="Segoe UI" w:hAnsi="Segoe UI" w:eastAsia="Segoe UI" w:cs="Segoe UI"/>
-                <w:sz w:val="22"/>
-                <w:szCs w:val="22"/>
-              </w:rPr>
-            </w:pPr>
-            <w:r>
-              <w:rPr>
-                <w:rFonts w:hint="default" w:ascii="Segoe UI" w:hAnsi="Segoe UI" w:eastAsia="Segoe UI" w:cs="Segoe UI"/>
-                <w:kern w:val="0"/>
-                <w:sz w:val="22"/>
-                <w:szCs w:val="22"/>
-                <w:bdr w:val="none" w:color="auto" w:sz="0" w:space="0"/>
-                <w:lang w:val="en-US" w:eastAsia="zh-CN" w:bidi="ar"/>
-              </w:rPr>
-              <w:t>防火</w:t>
-            </w:r>
-          </w:p>
-        </w:tc>
-        <w:tc>
-          <w:tcPr>
-            <w:tcW w:w="0" w:type="auto"/>
+            <w:tcW w:w="1654" w:type="dxa"/>
+            <w:shd w:val="clear"/>
+            <w:tcMar>
+              <w:top w:w="150" w:type="dxa"/>
+              <w:left w:w="240" w:type="dxa"/>
+              <w:bottom w:w="150" w:type="dxa"/>
+              <w:right w:w="240" w:type="dxa"/>
+            </w:tcMar>
+            <w:vAlign w:val="center"/>
+          </w:tcPr>
+          <w:p>
+            <w:pPr>
+              <w:keepNext w:val="0"/>
+              <w:keepLines w:val="0"/>
+              <w:widowControl/>
+              <w:suppressLineNumbers w:val="0"/>
+              <w:spacing w:line="300" w:lineRule="atLeast"/>
+              <w:jc w:val="left"/>
+              <w:rPr>
+                <w:rFonts w:hint="default" w:ascii="Segoe UI" w:hAnsi="Segoe UI" w:eastAsia="Segoe UI" w:cs="Segoe UI"/>
+                <w:sz w:val="22"/>
+                <w:szCs w:val="22"/>
+              </w:rPr>
+            </w:pPr>
+            <w:r>
+              <w:rPr>
+                <w:rFonts w:hint="default" w:ascii="Segoe UI" w:hAnsi="Segoe UI" w:eastAsia="Segoe UI" w:cs="Segoe UI"/>
+                <w:kern w:val="0"/>
+                <w:sz w:val="22"/>
+                <w:szCs w:val="22"/>
+                <w:bdr w:val="none" w:color="auto" w:sz="0" w:space="0"/>
+                <w:lang w:val="en-US" w:eastAsia="zh-CN" w:bidi="ar"/>
+              </w:rPr>
+              <w:t>安全通信网络</w:t>
+            </w:r>
+          </w:p>
+        </w:tc>
+        <w:tc>
+          <w:tcPr>
+            <w:tcW w:w="1575" w:type="dxa"/>
+            <w:shd w:val="clear"/>
+            <w:tcMar>
+              <w:top w:w="150" w:type="dxa"/>
+              <w:left w:w="240" w:type="dxa"/>
+              <w:bottom w:w="150" w:type="dxa"/>
+              <w:right w:w="240" w:type="dxa"/>
+            </w:tcMar>
+            <w:vAlign w:val="center"/>
+          </w:tcPr>
+          <w:p>
+            <w:pPr>
+              <w:keepNext w:val="0"/>
+              <w:keepLines w:val="0"/>
+              <w:widowControl/>
+              <w:suppressLineNumbers w:val="0"/>
+              <w:spacing w:line="300" w:lineRule="atLeast"/>
+              <w:jc w:val="left"/>
+              <w:rPr>
+                <w:rFonts w:hint="default" w:ascii="Segoe UI" w:hAnsi="Segoe UI" w:eastAsia="Segoe UI" w:cs="Segoe UI"/>
+                <w:sz w:val="22"/>
+                <w:szCs w:val="22"/>
+              </w:rPr>
+            </w:pPr>
+            <w:r>
+              <w:rPr>
+                <w:rFonts w:hint="default" w:ascii="Segoe UI" w:hAnsi="Segoe UI" w:eastAsia="Segoe UI" w:cs="Segoe UI"/>
+                <w:kern w:val="0"/>
+                <w:sz w:val="22"/>
+                <w:szCs w:val="22"/>
+                <w:bdr w:val="none" w:color="auto" w:sz="0" w:space="0"/>
+                <w:lang w:val="en-US" w:eastAsia="zh-CN" w:bidi="ar"/>
+              </w:rPr>
+              <w:t>网络架构</w:t>
+            </w:r>
+          </w:p>
+        </w:tc>
+        <w:tc>
+          <w:tcPr>
+            <w:tcW w:w="920" w:type="dxa"/>
             <w:shd w:val="clear"/>
             <w:tcMar>
               <w:top w:w="150" w:type="dxa"/>
@@ -1257,46 +1294,46 @@
         </w:tc>
         <w:tc>
           <w:tcPr>
-            <w:tcW w:w="0" w:type="auto"/>
-            <w:shd w:val="clear"/>
-            <w:tcMar>
-              <w:top w:w="150" w:type="dxa"/>
-              <w:left w:w="240" w:type="dxa"/>
-              <w:bottom w:w="150" w:type="dxa"/>
-              <w:right w:w="240" w:type="dxa"/>
-            </w:tcMar>
-            <w:vAlign w:val="center"/>
-          </w:tcPr>
-          <w:p>
-            <w:pPr>
-              <w:keepNext w:val="0"/>
-              <w:keepLines w:val="0"/>
-              <w:widowControl/>
-              <w:suppressLineNumbers w:val="0"/>
-              <w:spacing w:line="300" w:lineRule="atLeast"/>
-              <w:jc w:val="left"/>
-              <w:rPr>
-                <w:rFonts w:hint="default" w:ascii="Segoe UI" w:hAnsi="Segoe UI" w:eastAsia="Segoe UI" w:cs="Segoe UI"/>
-                <w:sz w:val="22"/>
-                <w:szCs w:val="22"/>
-              </w:rPr>
-            </w:pPr>
-            <w:r>
-              <w:rPr>
-                <w:rFonts w:hint="default" w:ascii="Segoe UI" w:hAnsi="Segoe UI" w:eastAsia="Segoe UI" w:cs="Segoe UI"/>
-                <w:kern w:val="0"/>
-                <w:sz w:val="22"/>
-                <w:szCs w:val="22"/>
-                <w:bdr w:val="none" w:color="auto" w:sz="0" w:space="0"/>
-                <w:lang w:val="en-US" w:eastAsia="zh-CN" w:bidi="ar"/>
-              </w:rPr>
-              <w:t>部分符合</w:t>
-            </w:r>
-          </w:p>
-        </w:tc>
-        <w:tc>
-          <w:tcPr>
-            <w:tcW w:w="0" w:type="auto"/>
+            <w:tcW w:w="1360" w:type="dxa"/>
+            <w:shd w:val="clear"/>
+            <w:tcMar>
+              <w:top w:w="150" w:type="dxa"/>
+              <w:left w:w="240" w:type="dxa"/>
+              <w:bottom w:w="150" w:type="dxa"/>
+              <w:right w:w="240" w:type="dxa"/>
+            </w:tcMar>
+            <w:vAlign w:val="center"/>
+          </w:tcPr>
+          <w:p>
+            <w:pPr>
+              <w:keepNext w:val="0"/>
+              <w:keepLines w:val="0"/>
+              <w:widowControl/>
+              <w:suppressLineNumbers w:val="0"/>
+              <w:spacing w:line="300" w:lineRule="atLeast"/>
+              <w:jc w:val="left"/>
+              <w:rPr>
+                <w:rFonts w:hint="default" w:ascii="Segoe UI" w:hAnsi="Segoe UI" w:eastAsia="Segoe UI" w:cs="Segoe UI"/>
+                <w:sz w:val="22"/>
+                <w:szCs w:val="22"/>
+              </w:rPr>
+            </w:pPr>
+            <w:r>
+              <w:rPr>
+                <w:rFonts w:hint="default" w:ascii="Segoe UI" w:hAnsi="Segoe UI" w:eastAsia="Segoe UI" w:cs="Segoe UI"/>
+                <w:kern w:val="0"/>
+                <w:sz w:val="22"/>
+                <w:szCs w:val="22"/>
+                <w:bdr w:val="none" w:color="auto" w:sz="0" w:space="0"/>
+                <w:lang w:val="en-US" w:eastAsia="zh-CN" w:bidi="ar"/>
+              </w:rPr>
+              <w:t>符合</w:t>
+            </w:r>
+          </w:p>
+        </w:tc>
+        <w:tc>
+          <w:tcPr>
+            <w:tcW w:w="1734" w:type="dxa"/>
             <w:shd w:val="clear"/>
             <w:tcMar>
               <w:top w:w="150" w:type="dxa"/>
@@ -1329,7 +1366,7 @@
                 <w:bdr w:val="none" w:color="auto" w:sz="0" w:space="0"/>
                 <w:lang w:val="en-US" w:eastAsia="zh-CN" w:bidi="ar"/>
               </w:rPr>
-              <w:t>🟡 中</w:t>
+              <w:t>网络分层设计，核心交换机双机冗余部署</w:t>
             </w:r>
           </w:p>
         </w:tc>
@@ -1353,7 +1390,7 @@
         </w:tblPrEx>
         <w:tc>
           <w:tcPr>
-            <w:tcW w:w="0" w:type="auto"/>
+            <w:tcW w:w="685" w:type="dxa"/>
             <w:shd w:val="clear"/>
             <w:tcMar>
               <w:top w:w="150" w:type="dxa"/>
@@ -1392,7 +1429,7 @@
         </w:tc>
         <w:tc>
           <w:tcPr>
-            <w:tcW w:w="0" w:type="auto"/>
+            <w:tcW w:w="1654" w:type="dxa"/>
             <w:shd w:val="clear"/>
             <w:tcMar>
               <w:top w:w="150" w:type="dxa"/>
@@ -1431,85 +1468,85 @@
         </w:tc>
         <w:tc>
           <w:tcPr>
-            <w:tcW w:w="0" w:type="auto"/>
-            <w:shd w:val="clear"/>
-            <w:tcMar>
-              <w:top w:w="150" w:type="dxa"/>
-              <w:left w:w="240" w:type="dxa"/>
-              <w:bottom w:w="150" w:type="dxa"/>
-              <w:right w:w="240" w:type="dxa"/>
-            </w:tcMar>
-            <w:vAlign w:val="center"/>
-          </w:tcPr>
-          <w:p>
-            <w:pPr>
-              <w:keepNext w:val="0"/>
-              <w:keepLines w:val="0"/>
-              <w:widowControl/>
-              <w:suppressLineNumbers w:val="0"/>
-              <w:spacing w:line="300" w:lineRule="atLeast"/>
-              <w:jc w:val="left"/>
-              <w:rPr>
-                <w:rFonts w:hint="default" w:ascii="Segoe UI" w:hAnsi="Segoe UI" w:eastAsia="Segoe UI" w:cs="Segoe UI"/>
-                <w:sz w:val="22"/>
-                <w:szCs w:val="22"/>
-              </w:rPr>
-            </w:pPr>
-            <w:r>
-              <w:rPr>
-                <w:rFonts w:hint="default" w:ascii="Segoe UI" w:hAnsi="Segoe UI" w:eastAsia="Segoe UI" w:cs="Segoe UI"/>
-                <w:kern w:val="0"/>
-                <w:sz w:val="22"/>
-                <w:szCs w:val="22"/>
-                <w:bdr w:val="none" w:color="auto" w:sz="0" w:space="0"/>
-                <w:lang w:val="en-US" w:eastAsia="zh-CN" w:bidi="ar"/>
-              </w:rPr>
-              <w:t>网络架构</w:t>
-            </w:r>
-          </w:p>
-        </w:tc>
-        <w:tc>
-          <w:tcPr>
-            <w:tcW w:w="0" w:type="auto"/>
-            <w:shd w:val="clear"/>
-            <w:tcMar>
-              <w:top w:w="150" w:type="dxa"/>
-              <w:left w:w="240" w:type="dxa"/>
-              <w:bottom w:w="150" w:type="dxa"/>
-              <w:right w:w="240" w:type="dxa"/>
-            </w:tcMar>
-            <w:vAlign w:val="center"/>
-          </w:tcPr>
-          <w:p>
-            <w:pPr>
-              <w:keepNext w:val="0"/>
-              <w:keepLines w:val="0"/>
-              <w:widowControl/>
-              <w:suppressLineNumbers w:val="0"/>
-              <w:spacing w:line="300" w:lineRule="atLeast"/>
-              <w:jc w:val="left"/>
-              <w:rPr>
-                <w:rFonts w:hint="default" w:ascii="Segoe UI" w:hAnsi="Segoe UI" w:eastAsia="Segoe UI" w:cs="Segoe UI"/>
-                <w:sz w:val="22"/>
-                <w:szCs w:val="22"/>
-              </w:rPr>
-            </w:pPr>
-            <w:r>
-              <w:rPr>
-                <w:rFonts w:hint="default" w:ascii="Segoe UI" w:hAnsi="Segoe UI" w:eastAsia="Segoe UI" w:cs="Segoe UI"/>
-                <w:kern w:val="0"/>
-                <w:sz w:val="22"/>
-                <w:szCs w:val="22"/>
-                <w:bdr w:val="none" w:color="auto" w:sz="0" w:space="0"/>
-                <w:lang w:val="en-US" w:eastAsia="zh-CN" w:bidi="ar"/>
-              </w:rPr>
-              <w:t>G</w:t>
-            </w:r>
-          </w:p>
-        </w:tc>
-        <w:tc>
-          <w:tcPr>
-            <w:tcW w:w="0" w:type="auto"/>
+            <w:tcW w:w="1575" w:type="dxa"/>
+            <w:shd w:val="clear"/>
+            <w:tcMar>
+              <w:top w:w="150" w:type="dxa"/>
+              <w:left w:w="240" w:type="dxa"/>
+              <w:bottom w:w="150" w:type="dxa"/>
+              <w:right w:w="240" w:type="dxa"/>
+            </w:tcMar>
+            <w:vAlign w:val="center"/>
+          </w:tcPr>
+          <w:p>
+            <w:pPr>
+              <w:keepNext w:val="0"/>
+              <w:keepLines w:val="0"/>
+              <w:widowControl/>
+              <w:suppressLineNumbers w:val="0"/>
+              <w:spacing w:line="300" w:lineRule="atLeast"/>
+              <w:jc w:val="left"/>
+              <w:rPr>
+                <w:rFonts w:hint="default" w:ascii="Segoe UI" w:hAnsi="Segoe UI" w:eastAsia="Segoe UI" w:cs="Segoe UI"/>
+                <w:sz w:val="22"/>
+                <w:szCs w:val="22"/>
+              </w:rPr>
+            </w:pPr>
+            <w:r>
+              <w:rPr>
+                <w:rFonts w:hint="default" w:ascii="Segoe UI" w:hAnsi="Segoe UI" w:eastAsia="Segoe UI" w:cs="Segoe UI"/>
+                <w:kern w:val="0"/>
+                <w:sz w:val="22"/>
+                <w:szCs w:val="22"/>
+                <w:bdr w:val="none" w:color="auto" w:sz="0" w:space="0"/>
+                <w:lang w:val="en-US" w:eastAsia="zh-CN" w:bidi="ar"/>
+              </w:rPr>
+              <w:t>通信传输</w:t>
+            </w:r>
+          </w:p>
+        </w:tc>
+        <w:tc>
+          <w:tcPr>
+            <w:tcW w:w="920" w:type="dxa"/>
+            <w:shd w:val="clear"/>
+            <w:tcMar>
+              <w:top w:w="150" w:type="dxa"/>
+              <w:left w:w="240" w:type="dxa"/>
+              <w:bottom w:w="150" w:type="dxa"/>
+              <w:right w:w="240" w:type="dxa"/>
+            </w:tcMar>
+            <w:vAlign w:val="center"/>
+          </w:tcPr>
+          <w:p>
+            <w:pPr>
+              <w:keepNext w:val="0"/>
+              <w:keepLines w:val="0"/>
+              <w:widowControl/>
+              <w:suppressLineNumbers w:val="0"/>
+              <w:spacing w:line="300" w:lineRule="atLeast"/>
+              <w:jc w:val="left"/>
+              <w:rPr>
+                <w:rFonts w:hint="default" w:ascii="Segoe UI" w:hAnsi="Segoe UI" w:eastAsia="Segoe UI" w:cs="Segoe UI"/>
+                <w:sz w:val="22"/>
+                <w:szCs w:val="22"/>
+              </w:rPr>
+            </w:pPr>
+            <w:r>
+              <w:rPr>
+                <w:rFonts w:hint="default" w:ascii="Segoe UI" w:hAnsi="Segoe UI" w:eastAsia="Segoe UI" w:cs="Segoe UI"/>
+                <w:kern w:val="0"/>
+                <w:sz w:val="22"/>
+                <w:szCs w:val="22"/>
+                <w:bdr w:val="none" w:color="auto" w:sz="0" w:space="0"/>
+                <w:lang w:val="en-US" w:eastAsia="zh-CN" w:bidi="ar"/>
+              </w:rPr>
+              <w:t>S</w:t>
+            </w:r>
+          </w:p>
+        </w:tc>
+        <w:tc>
+          <w:tcPr>
+            <w:tcW w:w="1360" w:type="dxa"/>
             <w:shd w:val="clear"/>
             <w:tcMar>
               <w:top w:w="150" w:type="dxa"/>
@@ -1548,7 +1585,7 @@
         </w:tc>
         <w:tc>
           <w:tcPr>
-            <w:tcW w:w="0" w:type="auto"/>
+            <w:tcW w:w="1734" w:type="dxa"/>
             <w:shd w:val="clear"/>
             <w:tcMar>
               <w:top w:w="150" w:type="dxa"/>
@@ -1581,7 +1618,7 @@
                 <w:bdr w:val="none" w:color="auto" w:sz="0" w:space="0"/>
                 <w:lang w:val="en-US" w:eastAsia="zh-CN" w:bidi="ar"/>
               </w:rPr>
-              <w:t>—</w:t>
+              <w:t>业务数据传输采用国密算法加密</w:t>
             </w:r>
           </w:p>
         </w:tc>
@@ -1605,7 +1642,7 @@
         </w:tblPrEx>
         <w:tc>
           <w:tcPr>
-            <w:tcW w:w="0" w:type="auto"/>
+            <w:tcW w:w="685" w:type="dxa"/>
             <w:shd w:val="clear"/>
             <w:tcMar>
               <w:top w:w="150" w:type="dxa"/>
@@ -1644,163 +1681,163 @@
         </w:tc>
         <w:tc>
           <w:tcPr>
-            <w:tcW w:w="0" w:type="auto"/>
-            <w:shd w:val="clear"/>
-            <w:tcMar>
-              <w:top w:w="150" w:type="dxa"/>
-              <w:left w:w="240" w:type="dxa"/>
-              <w:bottom w:w="150" w:type="dxa"/>
-              <w:right w:w="240" w:type="dxa"/>
-            </w:tcMar>
-            <w:vAlign w:val="center"/>
-          </w:tcPr>
-          <w:p>
-            <w:pPr>
-              <w:keepNext w:val="0"/>
-              <w:keepLines w:val="0"/>
-              <w:widowControl/>
-              <w:suppressLineNumbers w:val="0"/>
-              <w:spacing w:line="300" w:lineRule="atLeast"/>
-              <w:jc w:val="left"/>
-              <w:rPr>
-                <w:rFonts w:hint="default" w:ascii="Segoe UI" w:hAnsi="Segoe UI" w:eastAsia="Segoe UI" w:cs="Segoe UI"/>
-                <w:sz w:val="22"/>
-                <w:szCs w:val="22"/>
-              </w:rPr>
-            </w:pPr>
-            <w:r>
-              <w:rPr>
-                <w:rFonts w:hint="default" w:ascii="Segoe UI" w:hAnsi="Segoe UI" w:eastAsia="Segoe UI" w:cs="Segoe UI"/>
-                <w:kern w:val="0"/>
-                <w:sz w:val="22"/>
-                <w:szCs w:val="22"/>
-                <w:bdr w:val="none" w:color="auto" w:sz="0" w:space="0"/>
-                <w:lang w:val="en-US" w:eastAsia="zh-CN" w:bidi="ar"/>
-              </w:rPr>
-              <w:t>安全通信网络</w:t>
-            </w:r>
-          </w:p>
-        </w:tc>
-        <w:tc>
-          <w:tcPr>
-            <w:tcW w:w="0" w:type="auto"/>
-            <w:shd w:val="clear"/>
-            <w:tcMar>
-              <w:top w:w="150" w:type="dxa"/>
-              <w:left w:w="240" w:type="dxa"/>
-              <w:bottom w:w="150" w:type="dxa"/>
-              <w:right w:w="240" w:type="dxa"/>
-            </w:tcMar>
-            <w:vAlign w:val="center"/>
-          </w:tcPr>
-          <w:p>
-            <w:pPr>
-              <w:keepNext w:val="0"/>
-              <w:keepLines w:val="0"/>
-              <w:widowControl/>
-              <w:suppressLineNumbers w:val="0"/>
-              <w:spacing w:line="300" w:lineRule="atLeast"/>
-              <w:jc w:val="left"/>
-              <w:rPr>
-                <w:rFonts w:hint="default" w:ascii="Segoe UI" w:hAnsi="Segoe UI" w:eastAsia="Segoe UI" w:cs="Segoe UI"/>
-                <w:sz w:val="22"/>
-                <w:szCs w:val="22"/>
-              </w:rPr>
-            </w:pPr>
-            <w:r>
-              <w:rPr>
-                <w:rFonts w:hint="default" w:ascii="Segoe UI" w:hAnsi="Segoe UI" w:eastAsia="Segoe UI" w:cs="Segoe UI"/>
-                <w:kern w:val="0"/>
-                <w:sz w:val="22"/>
-                <w:szCs w:val="22"/>
-                <w:bdr w:val="none" w:color="auto" w:sz="0" w:space="0"/>
-                <w:lang w:val="en-US" w:eastAsia="zh-CN" w:bidi="ar"/>
-              </w:rPr>
-              <w:t>通信传输</w:t>
-            </w:r>
-          </w:p>
-        </w:tc>
-        <w:tc>
-          <w:tcPr>
-            <w:tcW w:w="0" w:type="auto"/>
-            <w:shd w:val="clear"/>
-            <w:tcMar>
-              <w:top w:w="150" w:type="dxa"/>
-              <w:left w:w="240" w:type="dxa"/>
-              <w:bottom w:w="150" w:type="dxa"/>
-              <w:right w:w="240" w:type="dxa"/>
-            </w:tcMar>
-            <w:vAlign w:val="center"/>
-          </w:tcPr>
-          <w:p>
-            <w:pPr>
-              <w:keepNext w:val="0"/>
-              <w:keepLines w:val="0"/>
-              <w:widowControl/>
-              <w:suppressLineNumbers w:val="0"/>
-              <w:spacing w:line="300" w:lineRule="atLeast"/>
-              <w:jc w:val="left"/>
-              <w:rPr>
-                <w:rFonts w:hint="default" w:ascii="Segoe UI" w:hAnsi="Segoe UI" w:eastAsia="Segoe UI" w:cs="Segoe UI"/>
-                <w:sz w:val="22"/>
-                <w:szCs w:val="22"/>
-              </w:rPr>
-            </w:pPr>
-            <w:r>
-              <w:rPr>
-                <w:rFonts w:hint="default" w:ascii="Segoe UI" w:hAnsi="Segoe UI" w:eastAsia="Segoe UI" w:cs="Segoe UI"/>
-                <w:kern w:val="0"/>
-                <w:sz w:val="22"/>
-                <w:szCs w:val="22"/>
-                <w:bdr w:val="none" w:color="auto" w:sz="0" w:space="0"/>
-                <w:lang w:val="en-US" w:eastAsia="zh-CN" w:bidi="ar"/>
-              </w:rPr>
-              <w:t>S</w:t>
-            </w:r>
-          </w:p>
-        </w:tc>
-        <w:tc>
-          <w:tcPr>
-            <w:tcW w:w="0" w:type="auto"/>
-            <w:shd w:val="clear"/>
-            <w:tcMar>
-              <w:top w:w="150" w:type="dxa"/>
-              <w:left w:w="240" w:type="dxa"/>
-              <w:bottom w:w="150" w:type="dxa"/>
-              <w:right w:w="240" w:type="dxa"/>
-            </w:tcMar>
-            <w:vAlign w:val="center"/>
-          </w:tcPr>
-          <w:p>
-            <w:pPr>
-              <w:keepNext w:val="0"/>
-              <w:keepLines w:val="0"/>
-              <w:widowControl/>
-              <w:suppressLineNumbers w:val="0"/>
-              <w:spacing w:line="300" w:lineRule="atLeast"/>
-              <w:jc w:val="left"/>
-              <w:rPr>
-                <w:rFonts w:hint="default" w:ascii="Segoe UI" w:hAnsi="Segoe UI" w:eastAsia="Segoe UI" w:cs="Segoe UI"/>
-                <w:sz w:val="22"/>
-                <w:szCs w:val="22"/>
-              </w:rPr>
-            </w:pPr>
-            <w:r>
-              <w:rPr>
-                <w:rFonts w:hint="default" w:ascii="Segoe UI" w:hAnsi="Segoe UI" w:eastAsia="Segoe UI" w:cs="Segoe UI"/>
-                <w:kern w:val="0"/>
-                <w:sz w:val="22"/>
-                <w:szCs w:val="22"/>
-                <w:bdr w:val="none" w:color="auto" w:sz="0" w:space="0"/>
-                <w:lang w:val="en-US" w:eastAsia="zh-CN" w:bidi="ar"/>
-              </w:rPr>
-              <w:t>部分符合</w:t>
-            </w:r>
-          </w:p>
-        </w:tc>
-        <w:tc>
-          <w:tcPr>
-            <w:tcW w:w="0" w:type="auto"/>
+            <w:tcW w:w="1654" w:type="dxa"/>
+            <w:shd w:val="clear"/>
+            <w:tcMar>
+              <w:top w:w="150" w:type="dxa"/>
+              <w:left w:w="240" w:type="dxa"/>
+              <w:bottom w:w="150" w:type="dxa"/>
+              <w:right w:w="240" w:type="dxa"/>
+            </w:tcMar>
+            <w:vAlign w:val="center"/>
+          </w:tcPr>
+          <w:p>
+            <w:pPr>
+              <w:keepNext w:val="0"/>
+              <w:keepLines w:val="0"/>
+              <w:widowControl/>
+              <w:suppressLineNumbers w:val="0"/>
+              <w:spacing w:line="300" w:lineRule="atLeast"/>
+              <w:jc w:val="left"/>
+              <w:rPr>
+                <w:rFonts w:hint="default" w:ascii="Segoe UI" w:hAnsi="Segoe UI" w:eastAsia="Segoe UI" w:cs="Segoe UI"/>
+                <w:sz w:val="22"/>
+                <w:szCs w:val="22"/>
+              </w:rPr>
+            </w:pPr>
+            <w:r>
+              <w:rPr>
+                <w:rFonts w:hint="default" w:ascii="Segoe UI" w:hAnsi="Segoe UI" w:eastAsia="Segoe UI" w:cs="Segoe UI"/>
+                <w:kern w:val="0"/>
+                <w:sz w:val="22"/>
+                <w:szCs w:val="22"/>
+                <w:bdr w:val="none" w:color="auto" w:sz="0" w:space="0"/>
+                <w:lang w:val="en-US" w:eastAsia="zh-CN" w:bidi="ar"/>
+              </w:rPr>
+              <w:t>安全区域边界</w:t>
+            </w:r>
+          </w:p>
+        </w:tc>
+        <w:tc>
+          <w:tcPr>
+            <w:tcW w:w="1575" w:type="dxa"/>
+            <w:shd w:val="clear"/>
+            <w:tcMar>
+              <w:top w:w="150" w:type="dxa"/>
+              <w:left w:w="240" w:type="dxa"/>
+              <w:bottom w:w="150" w:type="dxa"/>
+              <w:right w:w="240" w:type="dxa"/>
+            </w:tcMar>
+            <w:vAlign w:val="center"/>
+          </w:tcPr>
+          <w:p>
+            <w:pPr>
+              <w:keepNext w:val="0"/>
+              <w:keepLines w:val="0"/>
+              <w:widowControl/>
+              <w:suppressLineNumbers w:val="0"/>
+              <w:spacing w:line="300" w:lineRule="atLeast"/>
+              <w:jc w:val="left"/>
+              <w:rPr>
+                <w:rFonts w:hint="default" w:ascii="Segoe UI" w:hAnsi="Segoe UI" w:eastAsia="Segoe UI" w:cs="Segoe UI"/>
+                <w:sz w:val="22"/>
+                <w:szCs w:val="22"/>
+              </w:rPr>
+            </w:pPr>
+            <w:r>
+              <w:rPr>
+                <w:rFonts w:hint="default" w:ascii="Segoe UI" w:hAnsi="Segoe UI" w:eastAsia="Segoe UI" w:cs="Segoe UI"/>
+                <w:kern w:val="0"/>
+                <w:sz w:val="22"/>
+                <w:szCs w:val="22"/>
+                <w:bdr w:val="none" w:color="auto" w:sz="0" w:space="0"/>
+                <w:lang w:val="en-US" w:eastAsia="zh-CN" w:bidi="ar"/>
+              </w:rPr>
+              <w:t>边界防护</w:t>
+            </w:r>
+          </w:p>
+        </w:tc>
+        <w:tc>
+          <w:tcPr>
+            <w:tcW w:w="920" w:type="dxa"/>
+            <w:shd w:val="clear"/>
+            <w:tcMar>
+              <w:top w:w="150" w:type="dxa"/>
+              <w:left w:w="240" w:type="dxa"/>
+              <w:bottom w:w="150" w:type="dxa"/>
+              <w:right w:w="240" w:type="dxa"/>
+            </w:tcMar>
+            <w:vAlign w:val="center"/>
+          </w:tcPr>
+          <w:p>
+            <w:pPr>
+              <w:keepNext w:val="0"/>
+              <w:keepLines w:val="0"/>
+              <w:widowControl/>
+              <w:suppressLineNumbers w:val="0"/>
+              <w:spacing w:line="300" w:lineRule="atLeast"/>
+              <w:jc w:val="left"/>
+              <w:rPr>
+                <w:rFonts w:hint="default" w:ascii="Segoe UI" w:hAnsi="Segoe UI" w:eastAsia="Segoe UI" w:cs="Segoe UI"/>
+                <w:sz w:val="22"/>
+                <w:szCs w:val="22"/>
+              </w:rPr>
+            </w:pPr>
+            <w:r>
+              <w:rPr>
+                <w:rFonts w:hint="default" w:ascii="Segoe UI" w:hAnsi="Segoe UI" w:eastAsia="Segoe UI" w:cs="Segoe UI"/>
+                <w:kern w:val="0"/>
+                <w:sz w:val="22"/>
+                <w:szCs w:val="22"/>
+                <w:bdr w:val="none" w:color="auto" w:sz="0" w:space="0"/>
+                <w:lang w:val="en-US" w:eastAsia="zh-CN" w:bidi="ar"/>
+              </w:rPr>
+              <w:t>G</w:t>
+            </w:r>
+          </w:p>
+        </w:tc>
+        <w:tc>
+          <w:tcPr>
+            <w:tcW w:w="1360" w:type="dxa"/>
+            <w:shd w:val="clear"/>
+            <w:tcMar>
+              <w:top w:w="150" w:type="dxa"/>
+              <w:left w:w="240" w:type="dxa"/>
+              <w:bottom w:w="150" w:type="dxa"/>
+              <w:right w:w="240" w:type="dxa"/>
+            </w:tcMar>
+            <w:vAlign w:val="center"/>
+          </w:tcPr>
+          <w:p>
+            <w:pPr>
+              <w:keepNext w:val="0"/>
+              <w:keepLines w:val="0"/>
+              <w:widowControl/>
+              <w:suppressLineNumbers w:val="0"/>
+              <w:spacing w:line="300" w:lineRule="atLeast"/>
+              <w:jc w:val="left"/>
+              <w:rPr>
+                <w:rFonts w:hint="default" w:ascii="Segoe UI" w:hAnsi="Segoe UI" w:eastAsia="Segoe UI" w:cs="Segoe UI"/>
+                <w:sz w:val="22"/>
+                <w:szCs w:val="22"/>
+              </w:rPr>
+            </w:pPr>
+            <w:r>
+              <w:rPr>
+                <w:rFonts w:hint="default" w:ascii="Segoe UI" w:hAnsi="Segoe UI" w:eastAsia="Segoe UI" w:cs="Segoe UI"/>
+                <w:kern w:val="0"/>
+                <w:sz w:val="22"/>
+                <w:szCs w:val="22"/>
+                <w:bdr w:val="none" w:color="auto" w:sz="0" w:space="0"/>
+                <w:lang w:val="en-US" w:eastAsia="zh-CN" w:bidi="ar"/>
+              </w:rPr>
+              <w:t>符合</w:t>
+            </w:r>
+          </w:p>
+        </w:tc>
+        <w:tc>
+          <w:tcPr>
+            <w:tcW w:w="1734" w:type="dxa"/>
             <w:shd w:val="clear"/>
             <w:tcMar>
               <w:top w:w="150" w:type="dxa"/>
@@ -1833,7 +1870,7 @@
                 <w:bdr w:val="none" w:color="auto" w:sz="0" w:space="0"/>
                 <w:lang w:val="en-US" w:eastAsia="zh-CN" w:bidi="ar"/>
               </w:rPr>
-              <w:t>🟡 中</w:t>
+              <w:t>互联网边界部署防火墙，访问策略经审批</w:t>
             </w:r>
           </w:p>
         </w:tc>
@@ -1857,7 +1894,7 @@
         </w:tblPrEx>
         <w:tc>
           <w:tcPr>
-            <w:tcW w:w="0" w:type="auto"/>
+            <w:tcW w:w="685" w:type="dxa"/>
             <w:shd w:val="clear"/>
             <w:tcMar>
               <w:top w:w="150" w:type="dxa"/>
@@ -1896,7 +1933,7 @@
         </w:tc>
         <w:tc>
           <w:tcPr>
-            <w:tcW w:w="0" w:type="auto"/>
+            <w:tcW w:w="1654" w:type="dxa"/>
             <w:shd w:val="clear"/>
             <w:tcMar>
               <w:top w:w="150" w:type="dxa"/>
@@ -1935,46 +1972,46 @@
         </w:tc>
         <w:tc>
           <w:tcPr>
-            <w:tcW w:w="0" w:type="auto"/>
-            <w:shd w:val="clear"/>
-            <w:tcMar>
-              <w:top w:w="150" w:type="dxa"/>
-              <w:left w:w="240" w:type="dxa"/>
-              <w:bottom w:w="150" w:type="dxa"/>
-              <w:right w:w="240" w:type="dxa"/>
-            </w:tcMar>
-            <w:vAlign w:val="center"/>
-          </w:tcPr>
-          <w:p>
-            <w:pPr>
-              <w:keepNext w:val="0"/>
-              <w:keepLines w:val="0"/>
-              <w:widowControl/>
-              <w:suppressLineNumbers w:val="0"/>
-              <w:spacing w:line="300" w:lineRule="atLeast"/>
-              <w:jc w:val="left"/>
-              <w:rPr>
-                <w:rFonts w:hint="default" w:ascii="Segoe UI" w:hAnsi="Segoe UI" w:eastAsia="Segoe UI" w:cs="Segoe UI"/>
-                <w:sz w:val="22"/>
-                <w:szCs w:val="22"/>
-              </w:rPr>
-            </w:pPr>
-            <w:r>
-              <w:rPr>
-                <w:rFonts w:hint="default" w:ascii="Segoe UI" w:hAnsi="Segoe UI" w:eastAsia="Segoe UI" w:cs="Segoe UI"/>
-                <w:kern w:val="0"/>
-                <w:sz w:val="22"/>
-                <w:szCs w:val="22"/>
-                <w:bdr w:val="none" w:color="auto" w:sz="0" w:space="0"/>
-                <w:lang w:val="en-US" w:eastAsia="zh-CN" w:bidi="ar"/>
-              </w:rPr>
-              <w:t>边界防护</w:t>
-            </w:r>
-          </w:p>
-        </w:tc>
-        <w:tc>
-          <w:tcPr>
-            <w:tcW w:w="0" w:type="auto"/>
+            <w:tcW w:w="1575" w:type="dxa"/>
+            <w:shd w:val="clear"/>
+            <w:tcMar>
+              <w:top w:w="150" w:type="dxa"/>
+              <w:left w:w="240" w:type="dxa"/>
+              <w:bottom w:w="150" w:type="dxa"/>
+              <w:right w:w="240" w:type="dxa"/>
+            </w:tcMar>
+            <w:vAlign w:val="center"/>
+          </w:tcPr>
+          <w:p>
+            <w:pPr>
+              <w:keepNext w:val="0"/>
+              <w:keepLines w:val="0"/>
+              <w:widowControl/>
+              <w:suppressLineNumbers w:val="0"/>
+              <w:spacing w:line="300" w:lineRule="atLeast"/>
+              <w:jc w:val="left"/>
+              <w:rPr>
+                <w:rFonts w:hint="default" w:ascii="Segoe UI" w:hAnsi="Segoe UI" w:eastAsia="Segoe UI" w:cs="Segoe UI"/>
+                <w:sz w:val="22"/>
+                <w:szCs w:val="22"/>
+              </w:rPr>
+            </w:pPr>
+            <w:r>
+              <w:rPr>
+                <w:rFonts w:hint="default" w:ascii="Segoe UI" w:hAnsi="Segoe UI" w:eastAsia="Segoe UI" w:cs="Segoe UI"/>
+                <w:kern w:val="0"/>
+                <w:sz w:val="22"/>
+                <w:szCs w:val="22"/>
+                <w:bdr w:val="none" w:color="auto" w:sz="0" w:space="0"/>
+                <w:lang w:val="en-US" w:eastAsia="zh-CN" w:bidi="ar"/>
+              </w:rPr>
+              <w:t>访问控制</w:t>
+            </w:r>
+          </w:p>
+        </w:tc>
+        <w:tc>
+          <w:tcPr>
+            <w:tcW w:w="920" w:type="dxa"/>
             <w:shd w:val="clear"/>
             <w:tcMar>
               <w:top w:w="150" w:type="dxa"/>
@@ -2013,46 +2050,46 @@
         </w:tc>
         <w:tc>
           <w:tcPr>
-            <w:tcW w:w="0" w:type="auto"/>
-            <w:shd w:val="clear"/>
-            <w:tcMar>
-              <w:top w:w="150" w:type="dxa"/>
-              <w:left w:w="240" w:type="dxa"/>
-              <w:bottom w:w="150" w:type="dxa"/>
-              <w:right w:w="240" w:type="dxa"/>
-            </w:tcMar>
-            <w:vAlign w:val="center"/>
-          </w:tcPr>
-          <w:p>
-            <w:pPr>
-              <w:keepNext w:val="0"/>
-              <w:keepLines w:val="0"/>
-              <w:widowControl/>
-              <w:suppressLineNumbers w:val="0"/>
-              <w:spacing w:line="300" w:lineRule="atLeast"/>
-              <w:jc w:val="left"/>
-              <w:rPr>
-                <w:rFonts w:hint="default" w:ascii="Segoe UI" w:hAnsi="Segoe UI" w:eastAsia="Segoe UI" w:cs="Segoe UI"/>
-                <w:sz w:val="22"/>
-                <w:szCs w:val="22"/>
-              </w:rPr>
-            </w:pPr>
-            <w:r>
-              <w:rPr>
-                <w:rFonts w:hint="default" w:ascii="Segoe UI" w:hAnsi="Segoe UI" w:eastAsia="Segoe UI" w:cs="Segoe UI"/>
-                <w:kern w:val="0"/>
-                <w:sz w:val="22"/>
-                <w:szCs w:val="22"/>
-                <w:bdr w:val="none" w:color="auto" w:sz="0" w:space="0"/>
-                <w:lang w:val="en-US" w:eastAsia="zh-CN" w:bidi="ar"/>
-              </w:rPr>
-              <w:t>符合</w:t>
-            </w:r>
-          </w:p>
-        </w:tc>
-        <w:tc>
-          <w:tcPr>
-            <w:tcW w:w="0" w:type="auto"/>
+            <w:tcW w:w="1360" w:type="dxa"/>
+            <w:shd w:val="clear"/>
+            <w:tcMar>
+              <w:top w:w="150" w:type="dxa"/>
+              <w:left w:w="240" w:type="dxa"/>
+              <w:bottom w:w="150" w:type="dxa"/>
+              <w:right w:w="240" w:type="dxa"/>
+            </w:tcMar>
+            <w:vAlign w:val="center"/>
+          </w:tcPr>
+          <w:p>
+            <w:pPr>
+              <w:keepNext w:val="0"/>
+              <w:keepLines w:val="0"/>
+              <w:widowControl/>
+              <w:suppressLineNumbers w:val="0"/>
+              <w:spacing w:line="300" w:lineRule="atLeast"/>
+              <w:jc w:val="left"/>
+              <w:rPr>
+                <w:rFonts w:hint="default" w:ascii="Segoe UI" w:hAnsi="Segoe UI" w:eastAsia="Segoe UI" w:cs="Segoe UI"/>
+                <w:sz w:val="22"/>
+                <w:szCs w:val="22"/>
+              </w:rPr>
+            </w:pPr>
+            <w:r>
+              <w:rPr>
+                <w:rFonts w:hint="default" w:ascii="Segoe UI" w:hAnsi="Segoe UI" w:eastAsia="Segoe UI" w:cs="Segoe UI"/>
+                <w:kern w:val="0"/>
+                <w:sz w:val="22"/>
+                <w:szCs w:val="22"/>
+                <w:bdr w:val="none" w:color="auto" w:sz="0" w:space="0"/>
+                <w:lang w:val="en-US" w:eastAsia="zh-CN" w:bidi="ar"/>
+              </w:rPr>
+              <w:t>部分符合</w:t>
+            </w:r>
+          </w:p>
+        </w:tc>
+        <w:tc>
+          <w:tcPr>
+            <w:tcW w:w="1734" w:type="dxa"/>
             <w:shd w:val="clear"/>
             <w:tcMar>
               <w:top w:w="150" w:type="dxa"/>
@@ -2085,7 +2122,7 @@
                 <w:bdr w:val="none" w:color="auto" w:sz="0" w:space="0"/>
                 <w:lang w:val="en-US" w:eastAsia="zh-CN" w:bidi="ar"/>
               </w:rPr>
-              <w:t>—</w:t>
+              <w:t>策略总体有效，但残留2条“允许所有”冗余规则</w:t>
             </w:r>
           </w:p>
         </w:tc>
@@ -2109,7 +2146,7 @@
         </w:tblPrEx>
         <w:tc>
           <w:tcPr>
-            <w:tcW w:w="0" w:type="auto"/>
+            <w:tcW w:w="685" w:type="dxa"/>
             <w:shd w:val="clear"/>
             <w:tcMar>
               <w:top w:w="150" w:type="dxa"/>
@@ -2148,7 +2185,7 @@
         </w:tc>
         <w:tc>
           <w:tcPr>
-            <w:tcW w:w="0" w:type="auto"/>
+            <w:tcW w:w="1654" w:type="dxa"/>
             <w:shd w:val="clear"/>
             <w:tcMar>
               <w:top w:w="150" w:type="dxa"/>
@@ -2187,85 +2224,85 @@
         </w:tc>
         <w:tc>
           <w:tcPr>
-            <w:tcW w:w="0" w:type="auto"/>
-            <w:shd w:val="clear"/>
-            <w:tcMar>
-              <w:top w:w="150" w:type="dxa"/>
-              <w:left w:w="240" w:type="dxa"/>
-              <w:bottom w:w="150" w:type="dxa"/>
-              <w:right w:w="240" w:type="dxa"/>
-            </w:tcMar>
-            <w:vAlign w:val="center"/>
-          </w:tcPr>
-          <w:p>
-            <w:pPr>
-              <w:keepNext w:val="0"/>
-              <w:keepLines w:val="0"/>
-              <w:widowControl/>
-              <w:suppressLineNumbers w:val="0"/>
-              <w:spacing w:line="300" w:lineRule="atLeast"/>
-              <w:jc w:val="left"/>
-              <w:rPr>
-                <w:rFonts w:hint="default" w:ascii="Segoe UI" w:hAnsi="Segoe UI" w:eastAsia="Segoe UI" w:cs="Segoe UI"/>
-                <w:sz w:val="22"/>
-                <w:szCs w:val="22"/>
-              </w:rPr>
-            </w:pPr>
-            <w:r>
-              <w:rPr>
-                <w:rFonts w:hint="default" w:ascii="Segoe UI" w:hAnsi="Segoe UI" w:eastAsia="Segoe UI" w:cs="Segoe UI"/>
-                <w:kern w:val="0"/>
-                <w:sz w:val="22"/>
-                <w:szCs w:val="22"/>
-                <w:bdr w:val="none" w:color="auto" w:sz="0" w:space="0"/>
-                <w:lang w:val="en-US" w:eastAsia="zh-CN" w:bidi="ar"/>
-              </w:rPr>
-              <w:t>访问控制</w:t>
-            </w:r>
-          </w:p>
-        </w:tc>
-        <w:tc>
-          <w:tcPr>
-            <w:tcW w:w="0" w:type="auto"/>
-            <w:shd w:val="clear"/>
-            <w:tcMar>
-              <w:top w:w="150" w:type="dxa"/>
-              <w:left w:w="240" w:type="dxa"/>
-              <w:bottom w:w="150" w:type="dxa"/>
-              <w:right w:w="240" w:type="dxa"/>
-            </w:tcMar>
-            <w:vAlign w:val="center"/>
-          </w:tcPr>
-          <w:p>
-            <w:pPr>
-              <w:keepNext w:val="0"/>
-              <w:keepLines w:val="0"/>
-              <w:widowControl/>
-              <w:suppressLineNumbers w:val="0"/>
-              <w:spacing w:line="300" w:lineRule="atLeast"/>
-              <w:jc w:val="left"/>
-              <w:rPr>
-                <w:rFonts w:hint="default" w:ascii="Segoe UI" w:hAnsi="Segoe UI" w:eastAsia="Segoe UI" w:cs="Segoe UI"/>
-                <w:sz w:val="22"/>
-                <w:szCs w:val="22"/>
-              </w:rPr>
-            </w:pPr>
-            <w:r>
-              <w:rPr>
-                <w:rFonts w:hint="default" w:ascii="Segoe UI" w:hAnsi="Segoe UI" w:eastAsia="Segoe UI" w:cs="Segoe UI"/>
-                <w:kern w:val="0"/>
-                <w:sz w:val="22"/>
-                <w:szCs w:val="22"/>
-                <w:bdr w:val="none" w:color="auto" w:sz="0" w:space="0"/>
-                <w:lang w:val="en-US" w:eastAsia="zh-CN" w:bidi="ar"/>
-              </w:rPr>
-              <w:t>G</w:t>
-            </w:r>
-          </w:p>
-        </w:tc>
-        <w:tc>
-          <w:tcPr>
-            <w:tcW w:w="0" w:type="auto"/>
+            <w:tcW w:w="1575" w:type="dxa"/>
+            <w:shd w:val="clear"/>
+            <w:tcMar>
+              <w:top w:w="150" w:type="dxa"/>
+              <w:left w:w="240" w:type="dxa"/>
+              <w:bottom w:w="150" w:type="dxa"/>
+              <w:right w:w="240" w:type="dxa"/>
+            </w:tcMar>
+            <w:vAlign w:val="center"/>
+          </w:tcPr>
+          <w:p>
+            <w:pPr>
+              <w:keepNext w:val="0"/>
+              <w:keepLines w:val="0"/>
+              <w:widowControl/>
+              <w:suppressLineNumbers w:val="0"/>
+              <w:spacing w:line="300" w:lineRule="atLeast"/>
+              <w:jc w:val="left"/>
+              <w:rPr>
+                <w:rFonts w:hint="default" w:ascii="Segoe UI" w:hAnsi="Segoe UI" w:eastAsia="Segoe UI" w:cs="Segoe UI"/>
+                <w:sz w:val="22"/>
+                <w:szCs w:val="22"/>
+              </w:rPr>
+            </w:pPr>
+            <w:r>
+              <w:rPr>
+                <w:rFonts w:hint="default" w:ascii="Segoe UI" w:hAnsi="Segoe UI" w:eastAsia="Segoe UI" w:cs="Segoe UI"/>
+                <w:kern w:val="0"/>
+                <w:sz w:val="22"/>
+                <w:szCs w:val="22"/>
+                <w:bdr w:val="none" w:color="auto" w:sz="0" w:space="0"/>
+                <w:lang w:val="en-US" w:eastAsia="zh-CN" w:bidi="ar"/>
+              </w:rPr>
+              <w:t>入侵防范</w:t>
+            </w:r>
+          </w:p>
+        </w:tc>
+        <w:tc>
+          <w:tcPr>
+            <w:tcW w:w="920" w:type="dxa"/>
+            <w:shd w:val="clear"/>
+            <w:tcMar>
+              <w:top w:w="150" w:type="dxa"/>
+              <w:left w:w="240" w:type="dxa"/>
+              <w:bottom w:w="150" w:type="dxa"/>
+              <w:right w:w="240" w:type="dxa"/>
+            </w:tcMar>
+            <w:vAlign w:val="center"/>
+          </w:tcPr>
+          <w:p>
+            <w:pPr>
+              <w:keepNext w:val="0"/>
+              <w:keepLines w:val="0"/>
+              <w:widowControl/>
+              <w:suppressLineNumbers w:val="0"/>
+              <w:spacing w:line="300" w:lineRule="atLeast"/>
+              <w:jc w:val="left"/>
+              <w:rPr>
+                <w:rFonts w:hint="default" w:ascii="Segoe UI" w:hAnsi="Segoe UI" w:eastAsia="Segoe UI" w:cs="Segoe UI"/>
+                <w:sz w:val="22"/>
+                <w:szCs w:val="22"/>
+              </w:rPr>
+            </w:pPr>
+            <w:r>
+              <w:rPr>
+                <w:rFonts w:hint="default" w:ascii="Segoe UI" w:hAnsi="Segoe UI" w:eastAsia="Segoe UI" w:cs="Segoe UI"/>
+                <w:kern w:val="0"/>
+                <w:sz w:val="22"/>
+                <w:szCs w:val="22"/>
+                <w:bdr w:val="none" w:color="auto" w:sz="0" w:space="0"/>
+                <w:lang w:val="en-US" w:eastAsia="zh-CN" w:bidi="ar"/>
+              </w:rPr>
+              <w:t>S</w:t>
+            </w:r>
+          </w:p>
+        </w:tc>
+        <w:tc>
+          <w:tcPr>
+            <w:tcW w:w="1360" w:type="dxa"/>
             <w:shd w:val="clear"/>
             <w:tcMar>
               <w:top w:w="150" w:type="dxa"/>
@@ -2304,7 +2341,7 @@
         </w:tc>
         <w:tc>
           <w:tcPr>
-            <w:tcW w:w="0" w:type="auto"/>
+            <w:tcW w:w="1734" w:type="dxa"/>
             <w:shd w:val="clear"/>
             <w:tcMar>
               <w:top w:w="150" w:type="dxa"/>
@@ -2337,7 +2374,7 @@
                 <w:bdr w:val="none" w:color="auto" w:sz="0" w:space="0"/>
                 <w:lang w:val="en-US" w:eastAsia="zh-CN" w:bidi="ar"/>
               </w:rPr>
-              <w:t>—</w:t>
+              <w:t>部署入侵检测系统，并与防火墙联动阻断</w:t>
             </w:r>
           </w:p>
         </w:tc>
@@ -2361,7 +2398,7 @@
         </w:tblPrEx>
         <w:tc>
           <w:tcPr>
-            <w:tcW w:w="0" w:type="auto"/>
+            <w:tcW w:w="685" w:type="dxa"/>
             <w:shd w:val="clear"/>
             <w:tcMar>
               <w:top w:w="150" w:type="dxa"/>
@@ -2400,7 +2437,7 @@
         </w:tc>
         <w:tc>
           <w:tcPr>
-            <w:tcW w:w="0" w:type="auto"/>
+            <w:tcW w:w="1654" w:type="dxa"/>
             <w:shd w:val="clear"/>
             <w:tcMar>
               <w:top w:w="150" w:type="dxa"/>
@@ -2439,85 +2476,85 @@
         </w:tc>
         <w:tc>
           <w:tcPr>
-            <w:tcW w:w="0" w:type="auto"/>
-            <w:shd w:val="clear"/>
-            <w:tcMar>
-              <w:top w:w="150" w:type="dxa"/>
-              <w:left w:w="240" w:type="dxa"/>
-              <w:bottom w:w="150" w:type="dxa"/>
-              <w:right w:w="240" w:type="dxa"/>
-            </w:tcMar>
-            <w:vAlign w:val="center"/>
-          </w:tcPr>
-          <w:p>
-            <w:pPr>
-              <w:keepNext w:val="0"/>
-              <w:keepLines w:val="0"/>
-              <w:widowControl/>
-              <w:suppressLineNumbers w:val="0"/>
-              <w:spacing w:line="300" w:lineRule="atLeast"/>
-              <w:jc w:val="left"/>
-              <w:rPr>
-                <w:rFonts w:hint="default" w:ascii="Segoe UI" w:hAnsi="Segoe UI" w:eastAsia="Segoe UI" w:cs="Segoe UI"/>
-                <w:sz w:val="22"/>
-                <w:szCs w:val="22"/>
-              </w:rPr>
-            </w:pPr>
-            <w:r>
-              <w:rPr>
-                <w:rFonts w:hint="default" w:ascii="Segoe UI" w:hAnsi="Segoe UI" w:eastAsia="Segoe UI" w:cs="Segoe UI"/>
-                <w:kern w:val="0"/>
-                <w:sz w:val="22"/>
-                <w:szCs w:val="22"/>
-                <w:bdr w:val="none" w:color="auto" w:sz="0" w:space="0"/>
-                <w:lang w:val="en-US" w:eastAsia="zh-CN" w:bidi="ar"/>
-              </w:rPr>
-              <w:t>入侵防范</w:t>
-            </w:r>
-          </w:p>
-        </w:tc>
-        <w:tc>
-          <w:tcPr>
-            <w:tcW w:w="0" w:type="auto"/>
-            <w:shd w:val="clear"/>
-            <w:tcMar>
-              <w:top w:w="150" w:type="dxa"/>
-              <w:left w:w="240" w:type="dxa"/>
-              <w:bottom w:w="150" w:type="dxa"/>
-              <w:right w:w="240" w:type="dxa"/>
-            </w:tcMar>
-            <w:vAlign w:val="center"/>
-          </w:tcPr>
-          <w:p>
-            <w:pPr>
-              <w:keepNext w:val="0"/>
-              <w:keepLines w:val="0"/>
-              <w:widowControl/>
-              <w:suppressLineNumbers w:val="0"/>
-              <w:spacing w:line="300" w:lineRule="atLeast"/>
-              <w:jc w:val="left"/>
-              <w:rPr>
-                <w:rFonts w:hint="default" w:ascii="Segoe UI" w:hAnsi="Segoe UI" w:eastAsia="Segoe UI" w:cs="Segoe UI"/>
-                <w:sz w:val="22"/>
-                <w:szCs w:val="22"/>
-              </w:rPr>
-            </w:pPr>
-            <w:r>
-              <w:rPr>
-                <w:rFonts w:hint="default" w:ascii="Segoe UI" w:hAnsi="Segoe UI" w:eastAsia="Segoe UI" w:cs="Segoe UI"/>
-                <w:kern w:val="0"/>
-                <w:sz w:val="22"/>
-                <w:szCs w:val="22"/>
-                <w:bdr w:val="none" w:color="auto" w:sz="0" w:space="0"/>
-                <w:lang w:val="en-US" w:eastAsia="zh-CN" w:bidi="ar"/>
-              </w:rPr>
-              <w:t>S</w:t>
-            </w:r>
-          </w:p>
-        </w:tc>
-        <w:tc>
-          <w:tcPr>
-            <w:tcW w:w="0" w:type="auto"/>
+            <w:tcW w:w="1575" w:type="dxa"/>
+            <w:shd w:val="clear"/>
+            <w:tcMar>
+              <w:top w:w="150" w:type="dxa"/>
+              <w:left w:w="240" w:type="dxa"/>
+              <w:bottom w:w="150" w:type="dxa"/>
+              <w:right w:w="240" w:type="dxa"/>
+            </w:tcMar>
+            <w:vAlign w:val="center"/>
+          </w:tcPr>
+          <w:p>
+            <w:pPr>
+              <w:keepNext w:val="0"/>
+              <w:keepLines w:val="0"/>
+              <w:widowControl/>
+              <w:suppressLineNumbers w:val="0"/>
+              <w:spacing w:line="300" w:lineRule="atLeast"/>
+              <w:jc w:val="left"/>
+              <w:rPr>
+                <w:rFonts w:hint="default" w:ascii="Segoe UI" w:hAnsi="Segoe UI" w:eastAsia="Segoe UI" w:cs="Segoe UI"/>
+                <w:sz w:val="22"/>
+                <w:szCs w:val="22"/>
+              </w:rPr>
+            </w:pPr>
+            <w:r>
+              <w:rPr>
+                <w:rFonts w:hint="default" w:ascii="Segoe UI" w:hAnsi="Segoe UI" w:eastAsia="Segoe UI" w:cs="Segoe UI"/>
+                <w:kern w:val="0"/>
+                <w:sz w:val="22"/>
+                <w:szCs w:val="22"/>
+                <w:bdr w:val="none" w:color="auto" w:sz="0" w:space="0"/>
+                <w:lang w:val="en-US" w:eastAsia="zh-CN" w:bidi="ar"/>
+              </w:rPr>
+              <w:t>安全审计</w:t>
+            </w:r>
+          </w:p>
+        </w:tc>
+        <w:tc>
+          <w:tcPr>
+            <w:tcW w:w="920" w:type="dxa"/>
+            <w:shd w:val="clear"/>
+            <w:tcMar>
+              <w:top w:w="150" w:type="dxa"/>
+              <w:left w:w="240" w:type="dxa"/>
+              <w:bottom w:w="150" w:type="dxa"/>
+              <w:right w:w="240" w:type="dxa"/>
+            </w:tcMar>
+            <w:vAlign w:val="center"/>
+          </w:tcPr>
+          <w:p>
+            <w:pPr>
+              <w:keepNext w:val="0"/>
+              <w:keepLines w:val="0"/>
+              <w:widowControl/>
+              <w:suppressLineNumbers w:val="0"/>
+              <w:spacing w:line="300" w:lineRule="atLeast"/>
+              <w:jc w:val="left"/>
+              <w:rPr>
+                <w:rFonts w:hint="default" w:ascii="Segoe UI" w:hAnsi="Segoe UI" w:eastAsia="Segoe UI" w:cs="Segoe UI"/>
+                <w:sz w:val="22"/>
+                <w:szCs w:val="22"/>
+              </w:rPr>
+            </w:pPr>
+            <w:r>
+              <w:rPr>
+                <w:rFonts w:hint="default" w:ascii="Segoe UI" w:hAnsi="Segoe UI" w:eastAsia="Segoe UI" w:cs="Segoe UI"/>
+                <w:kern w:val="0"/>
+                <w:sz w:val="22"/>
+                <w:szCs w:val="22"/>
+                <w:bdr w:val="none" w:color="auto" w:sz="0" w:space="0"/>
+                <w:lang w:val="en-US" w:eastAsia="zh-CN" w:bidi="ar"/>
+              </w:rPr>
+              <w:t>G</w:t>
+            </w:r>
+          </w:p>
+        </w:tc>
+        <w:tc>
+          <w:tcPr>
+            <w:tcW w:w="1360" w:type="dxa"/>
             <w:shd w:val="clear"/>
             <w:tcMar>
               <w:top w:w="150" w:type="dxa"/>
@@ -2558,7 +2595,7 @@
         </w:tc>
         <w:tc>
           <w:tcPr>
-            <w:tcW w:w="0" w:type="auto"/>
+            <w:tcW w:w="1734" w:type="dxa"/>
             <w:shd w:val="clear"/>
             <w:tcMar>
               <w:top w:w="150" w:type="dxa"/>
@@ -2591,7 +2628,7 @@
                 <w:bdr w:val="none" w:color="auto" w:sz="0" w:space="0"/>
                 <w:lang w:val="en-US" w:eastAsia="zh-CN" w:bidi="ar"/>
               </w:rPr>
-              <w:t>🔴 高</w:t>
+              <w:t>边界审计日志仅留存3个月（不足六个月），且未覆盖全部网络出口</w:t>
             </w:r>
           </w:p>
         </w:tc>
@@ -2615,7 +2652,7 @@
         </w:tblPrEx>
         <w:tc>
           <w:tcPr>
-            <w:tcW w:w="0" w:type="auto"/>
+            <w:tcW w:w="685" w:type="dxa"/>
             <w:shd w:val="clear"/>
             <w:tcMar>
               <w:top w:w="150" w:type="dxa"/>
@@ -2654,124 +2691,124 @@
         </w:tc>
         <w:tc>
           <w:tcPr>
-            <w:tcW w:w="0" w:type="auto"/>
-            <w:shd w:val="clear"/>
-            <w:tcMar>
-              <w:top w:w="150" w:type="dxa"/>
-              <w:left w:w="240" w:type="dxa"/>
-              <w:bottom w:w="150" w:type="dxa"/>
-              <w:right w:w="240" w:type="dxa"/>
-            </w:tcMar>
-            <w:vAlign w:val="center"/>
-          </w:tcPr>
-          <w:p>
-            <w:pPr>
-              <w:keepNext w:val="0"/>
-              <w:keepLines w:val="0"/>
-              <w:widowControl/>
-              <w:suppressLineNumbers w:val="0"/>
-              <w:spacing w:line="300" w:lineRule="atLeast"/>
-              <w:jc w:val="left"/>
-              <w:rPr>
-                <w:rFonts w:hint="default" w:ascii="Segoe UI" w:hAnsi="Segoe UI" w:eastAsia="Segoe UI" w:cs="Segoe UI"/>
-                <w:sz w:val="22"/>
-                <w:szCs w:val="22"/>
-              </w:rPr>
-            </w:pPr>
-            <w:r>
-              <w:rPr>
-                <w:rFonts w:hint="default" w:ascii="Segoe UI" w:hAnsi="Segoe UI" w:eastAsia="Segoe UI" w:cs="Segoe UI"/>
-                <w:kern w:val="0"/>
-                <w:sz w:val="22"/>
-                <w:szCs w:val="22"/>
-                <w:bdr w:val="none" w:color="auto" w:sz="0" w:space="0"/>
-                <w:lang w:val="en-US" w:eastAsia="zh-CN" w:bidi="ar"/>
-              </w:rPr>
-              <w:t>安全区域边界</w:t>
-            </w:r>
-          </w:p>
-        </w:tc>
-        <w:tc>
-          <w:tcPr>
-            <w:tcW w:w="0" w:type="auto"/>
-            <w:shd w:val="clear"/>
-            <w:tcMar>
-              <w:top w:w="150" w:type="dxa"/>
-              <w:left w:w="240" w:type="dxa"/>
-              <w:bottom w:w="150" w:type="dxa"/>
-              <w:right w:w="240" w:type="dxa"/>
-            </w:tcMar>
-            <w:vAlign w:val="center"/>
-          </w:tcPr>
-          <w:p>
-            <w:pPr>
-              <w:keepNext w:val="0"/>
-              <w:keepLines w:val="0"/>
-              <w:widowControl/>
-              <w:suppressLineNumbers w:val="0"/>
-              <w:spacing w:line="300" w:lineRule="atLeast"/>
-              <w:jc w:val="left"/>
-              <w:rPr>
-                <w:rFonts w:hint="default" w:ascii="Segoe UI" w:hAnsi="Segoe UI" w:eastAsia="Segoe UI" w:cs="Segoe UI"/>
-                <w:sz w:val="22"/>
-                <w:szCs w:val="22"/>
-              </w:rPr>
-            </w:pPr>
-            <w:r>
-              <w:rPr>
-                <w:rFonts w:hint="default" w:ascii="Segoe UI" w:hAnsi="Segoe UI" w:eastAsia="Segoe UI" w:cs="Segoe UI"/>
-                <w:kern w:val="0"/>
-                <w:sz w:val="22"/>
-                <w:szCs w:val="22"/>
-                <w:bdr w:val="none" w:color="auto" w:sz="0" w:space="0"/>
-                <w:lang w:val="en-US" w:eastAsia="zh-CN" w:bidi="ar"/>
-              </w:rPr>
-              <w:t>安全审计</w:t>
-            </w:r>
-          </w:p>
-        </w:tc>
-        <w:tc>
-          <w:tcPr>
-            <w:tcW w:w="0" w:type="auto"/>
-            <w:shd w:val="clear"/>
-            <w:tcMar>
-              <w:top w:w="150" w:type="dxa"/>
-              <w:left w:w="240" w:type="dxa"/>
-              <w:bottom w:w="150" w:type="dxa"/>
-              <w:right w:w="240" w:type="dxa"/>
-            </w:tcMar>
-            <w:vAlign w:val="center"/>
-          </w:tcPr>
-          <w:p>
-            <w:pPr>
-              <w:keepNext w:val="0"/>
-              <w:keepLines w:val="0"/>
-              <w:widowControl/>
-              <w:suppressLineNumbers w:val="0"/>
-              <w:spacing w:line="300" w:lineRule="atLeast"/>
-              <w:jc w:val="left"/>
-              <w:rPr>
-                <w:rFonts w:hint="default" w:ascii="Segoe UI" w:hAnsi="Segoe UI" w:eastAsia="Segoe UI" w:cs="Segoe UI"/>
-                <w:sz w:val="22"/>
-                <w:szCs w:val="22"/>
-              </w:rPr>
-            </w:pPr>
-            <w:r>
-              <w:rPr>
-                <w:rFonts w:hint="default" w:ascii="Segoe UI" w:hAnsi="Segoe UI" w:eastAsia="Segoe UI" w:cs="Segoe UI"/>
-                <w:kern w:val="0"/>
-                <w:sz w:val="22"/>
-                <w:szCs w:val="22"/>
-                <w:bdr w:val="none" w:color="auto" w:sz="0" w:space="0"/>
-                <w:lang w:val="en-US" w:eastAsia="zh-CN" w:bidi="ar"/>
-              </w:rPr>
-              <w:t>G</w:t>
-            </w:r>
-          </w:p>
-        </w:tc>
-        <w:tc>
-          <w:tcPr>
-            <w:tcW w:w="0" w:type="auto"/>
+            <w:tcW w:w="1654" w:type="dxa"/>
+            <w:shd w:val="clear"/>
+            <w:tcMar>
+              <w:top w:w="150" w:type="dxa"/>
+              <w:left w:w="240" w:type="dxa"/>
+              <w:bottom w:w="150" w:type="dxa"/>
+              <w:right w:w="240" w:type="dxa"/>
+            </w:tcMar>
+            <w:vAlign w:val="center"/>
+          </w:tcPr>
+          <w:p>
+            <w:pPr>
+              <w:keepNext w:val="0"/>
+              <w:keepLines w:val="0"/>
+              <w:widowControl/>
+              <w:suppressLineNumbers w:val="0"/>
+              <w:spacing w:line="300" w:lineRule="atLeast"/>
+              <w:jc w:val="left"/>
+              <w:rPr>
+                <w:rFonts w:hint="default" w:ascii="Segoe UI" w:hAnsi="Segoe UI" w:eastAsia="Segoe UI" w:cs="Segoe UI"/>
+                <w:sz w:val="22"/>
+                <w:szCs w:val="22"/>
+              </w:rPr>
+            </w:pPr>
+            <w:r>
+              <w:rPr>
+                <w:rFonts w:hint="default" w:ascii="Segoe UI" w:hAnsi="Segoe UI" w:eastAsia="Segoe UI" w:cs="Segoe UI"/>
+                <w:kern w:val="0"/>
+                <w:sz w:val="22"/>
+                <w:szCs w:val="22"/>
+                <w:bdr w:val="none" w:color="auto" w:sz="0" w:space="0"/>
+                <w:lang w:val="en-US" w:eastAsia="zh-CN" w:bidi="ar"/>
+              </w:rPr>
+              <w:t>安全计算环境</w:t>
+            </w:r>
+          </w:p>
+        </w:tc>
+        <w:tc>
+          <w:tcPr>
+            <w:tcW w:w="1575" w:type="dxa"/>
+            <w:shd w:val="clear"/>
+            <w:tcMar>
+              <w:top w:w="150" w:type="dxa"/>
+              <w:left w:w="240" w:type="dxa"/>
+              <w:bottom w:w="150" w:type="dxa"/>
+              <w:right w:w="240" w:type="dxa"/>
+            </w:tcMar>
+            <w:vAlign w:val="center"/>
+          </w:tcPr>
+          <w:p>
+            <w:pPr>
+              <w:keepNext w:val="0"/>
+              <w:keepLines w:val="0"/>
+              <w:widowControl/>
+              <w:suppressLineNumbers w:val="0"/>
+              <w:spacing w:line="300" w:lineRule="atLeast"/>
+              <w:jc w:val="left"/>
+              <w:rPr>
+                <w:rFonts w:hint="default" w:ascii="Segoe UI" w:hAnsi="Segoe UI" w:eastAsia="Segoe UI" w:cs="Segoe UI"/>
+                <w:sz w:val="22"/>
+                <w:szCs w:val="22"/>
+              </w:rPr>
+            </w:pPr>
+            <w:r>
+              <w:rPr>
+                <w:rFonts w:hint="default" w:ascii="Segoe UI" w:hAnsi="Segoe UI" w:eastAsia="Segoe UI" w:cs="Segoe UI"/>
+                <w:kern w:val="0"/>
+                <w:sz w:val="22"/>
+                <w:szCs w:val="22"/>
+                <w:bdr w:val="none" w:color="auto" w:sz="0" w:space="0"/>
+                <w:lang w:val="en-US" w:eastAsia="zh-CN" w:bidi="ar"/>
+              </w:rPr>
+              <w:t>身份鉴别</w:t>
+            </w:r>
+          </w:p>
+        </w:tc>
+        <w:tc>
+          <w:tcPr>
+            <w:tcW w:w="920" w:type="dxa"/>
+            <w:shd w:val="clear"/>
+            <w:tcMar>
+              <w:top w:w="150" w:type="dxa"/>
+              <w:left w:w="240" w:type="dxa"/>
+              <w:bottom w:w="150" w:type="dxa"/>
+              <w:right w:w="240" w:type="dxa"/>
+            </w:tcMar>
+            <w:vAlign w:val="center"/>
+          </w:tcPr>
+          <w:p>
+            <w:pPr>
+              <w:keepNext w:val="0"/>
+              <w:keepLines w:val="0"/>
+              <w:widowControl/>
+              <w:suppressLineNumbers w:val="0"/>
+              <w:spacing w:line="300" w:lineRule="atLeast"/>
+              <w:jc w:val="left"/>
+              <w:rPr>
+                <w:rFonts w:hint="default" w:ascii="Segoe UI" w:hAnsi="Segoe UI" w:eastAsia="Segoe UI" w:cs="Segoe UI"/>
+                <w:sz w:val="22"/>
+                <w:szCs w:val="22"/>
+              </w:rPr>
+            </w:pPr>
+            <w:r>
+              <w:rPr>
+                <w:rFonts w:hint="default" w:ascii="Segoe UI" w:hAnsi="Segoe UI" w:eastAsia="Segoe UI" w:cs="Segoe UI"/>
+                <w:kern w:val="0"/>
+                <w:sz w:val="22"/>
+                <w:szCs w:val="22"/>
+                <w:bdr w:val="none" w:color="auto" w:sz="0" w:space="0"/>
+                <w:lang w:val="en-US" w:eastAsia="zh-CN" w:bidi="ar"/>
+              </w:rPr>
+              <w:t>S</w:t>
+            </w:r>
+          </w:p>
+        </w:tc>
+        <w:tc>
+          <w:tcPr>
+            <w:tcW w:w="1360" w:type="dxa"/>
             <w:shd w:val="clear"/>
             <w:tcMar>
               <w:top w:w="150" w:type="dxa"/>
@@ -2810,7 +2847,7 @@
         </w:tc>
         <w:tc>
           <w:tcPr>
-            <w:tcW w:w="0" w:type="auto"/>
+            <w:tcW w:w="1734" w:type="dxa"/>
             <w:shd w:val="clear"/>
             <w:tcMar>
               <w:top w:w="150" w:type="dxa"/>
@@ -2843,7 +2880,7 @@
                 <w:bdr w:val="none" w:color="auto" w:sz="0" w:space="0"/>
                 <w:lang w:val="en-US" w:eastAsia="zh-CN" w:bidi="ar"/>
               </w:rPr>
-              <w:t>—</w:t>
+              <w:t>启用口令复杂度校验、登录失败处理和双因素认证</w:t>
             </w:r>
           </w:p>
         </w:tc>
@@ -2867,7 +2904,7 @@
         </w:tblPrEx>
         <w:tc>
           <w:tcPr>
-            <w:tcW w:w="0" w:type="auto"/>
+            <w:tcW w:w="685" w:type="dxa"/>
             <w:shd w:val="clear"/>
             <w:tcMar>
               <w:top w:w="150" w:type="dxa"/>
@@ -2906,7 +2943,7 @@
         </w:tc>
         <w:tc>
           <w:tcPr>
-            <w:tcW w:w="0" w:type="auto"/>
+            <w:tcW w:w="1654" w:type="dxa"/>
             <w:shd w:val="clear"/>
             <w:tcMar>
               <w:top w:w="150" w:type="dxa"/>
@@ -2945,46 +2982,46 @@
         </w:tc>
         <w:tc>
           <w:tcPr>
-            <w:tcW w:w="0" w:type="auto"/>
-            <w:shd w:val="clear"/>
-            <w:tcMar>
-              <w:top w:w="150" w:type="dxa"/>
-              <w:left w:w="240" w:type="dxa"/>
-              <w:bottom w:w="150" w:type="dxa"/>
-              <w:right w:w="240" w:type="dxa"/>
-            </w:tcMar>
-            <w:vAlign w:val="center"/>
-          </w:tcPr>
-          <w:p>
-            <w:pPr>
-              <w:keepNext w:val="0"/>
-              <w:keepLines w:val="0"/>
-              <w:widowControl/>
-              <w:suppressLineNumbers w:val="0"/>
-              <w:spacing w:line="300" w:lineRule="atLeast"/>
-              <w:jc w:val="left"/>
-              <w:rPr>
-                <w:rFonts w:hint="default" w:ascii="Segoe UI" w:hAnsi="Segoe UI" w:eastAsia="Segoe UI" w:cs="Segoe UI"/>
-                <w:sz w:val="22"/>
-                <w:szCs w:val="22"/>
-              </w:rPr>
-            </w:pPr>
-            <w:r>
-              <w:rPr>
-                <w:rFonts w:hint="default" w:ascii="Segoe UI" w:hAnsi="Segoe UI" w:eastAsia="Segoe UI" w:cs="Segoe UI"/>
-                <w:kern w:val="0"/>
-                <w:sz w:val="22"/>
-                <w:szCs w:val="22"/>
-                <w:bdr w:val="none" w:color="auto" w:sz="0" w:space="0"/>
-                <w:lang w:val="en-US" w:eastAsia="zh-CN" w:bidi="ar"/>
-              </w:rPr>
-              <w:t>身份鉴别</w:t>
-            </w:r>
-          </w:p>
-        </w:tc>
-        <w:tc>
-          <w:tcPr>
-            <w:tcW w:w="0" w:type="auto"/>
+            <w:tcW w:w="1575" w:type="dxa"/>
+            <w:shd w:val="clear"/>
+            <w:tcMar>
+              <w:top w:w="150" w:type="dxa"/>
+              <w:left w:w="240" w:type="dxa"/>
+              <w:bottom w:w="150" w:type="dxa"/>
+              <w:right w:w="240" w:type="dxa"/>
+            </w:tcMar>
+            <w:vAlign w:val="center"/>
+          </w:tcPr>
+          <w:p>
+            <w:pPr>
+              <w:keepNext w:val="0"/>
+              <w:keepLines w:val="0"/>
+              <w:widowControl/>
+              <w:suppressLineNumbers w:val="0"/>
+              <w:spacing w:line="300" w:lineRule="atLeast"/>
+              <w:jc w:val="left"/>
+              <w:rPr>
+                <w:rFonts w:hint="default" w:ascii="Segoe UI" w:hAnsi="Segoe UI" w:eastAsia="Segoe UI" w:cs="Segoe UI"/>
+                <w:sz w:val="22"/>
+                <w:szCs w:val="22"/>
+              </w:rPr>
+            </w:pPr>
+            <w:r>
+              <w:rPr>
+                <w:rFonts w:hint="default" w:ascii="Segoe UI" w:hAnsi="Segoe UI" w:eastAsia="Segoe UI" w:cs="Segoe UI"/>
+                <w:kern w:val="0"/>
+                <w:sz w:val="22"/>
+                <w:szCs w:val="22"/>
+                <w:bdr w:val="none" w:color="auto" w:sz="0" w:space="0"/>
+                <w:lang w:val="en-US" w:eastAsia="zh-CN" w:bidi="ar"/>
+              </w:rPr>
+              <w:t>访问控制</w:t>
+            </w:r>
+          </w:p>
+        </w:tc>
+        <w:tc>
+          <w:tcPr>
+            <w:tcW w:w="920" w:type="dxa"/>
             <w:shd w:val="clear"/>
             <w:tcMar>
               <w:top w:w="150" w:type="dxa"/>
@@ -3023,7 +3060,7 @@
         </w:tc>
         <w:tc>
           <w:tcPr>
-            <w:tcW w:w="0" w:type="auto"/>
+            <w:tcW w:w="1360" w:type="dxa"/>
             <w:shd w:val="clear"/>
             <w:tcMar>
               <w:top w:w="150" w:type="dxa"/>
@@ -3062,7 +3099,7 @@
         </w:tc>
         <w:tc>
           <w:tcPr>
-            <w:tcW w:w="0" w:type="auto"/>
+            <w:tcW w:w="1734" w:type="dxa"/>
             <w:shd w:val="clear"/>
             <w:tcMar>
               <w:top w:w="150" w:type="dxa"/>
@@ -3095,7 +3132,7 @@
                 <w:bdr w:val="none" w:color="auto" w:sz="0" w:space="0"/>
                 <w:lang w:val="en-US" w:eastAsia="zh-CN" w:bidi="ar"/>
               </w:rPr>
-              <w:t>—</w:t>
+              <w:t>按最小权限授权，默认账号已禁用或重命名</w:t>
             </w:r>
           </w:p>
         </w:tc>
@@ -3119,7 +3156,7 @@
         </w:tblPrEx>
         <w:tc>
           <w:tcPr>
-            <w:tcW w:w="0" w:type="auto"/>
+            <w:tcW w:w="685" w:type="dxa"/>
             <w:shd w:val="clear"/>
             <w:tcMar>
               <w:top w:w="150" w:type="dxa"/>
@@ -3158,7 +3195,7 @@
         </w:tc>
         <w:tc>
           <w:tcPr>
-            <w:tcW w:w="0" w:type="auto"/>
+            <w:tcW w:w="1654" w:type="dxa"/>
             <w:shd w:val="clear"/>
             <w:tcMar>
               <w:top w:w="150" w:type="dxa"/>
@@ -3197,85 +3234,85 @@
         </w:tc>
         <w:tc>
           <w:tcPr>
-            <w:tcW w:w="0" w:type="auto"/>
-            <w:shd w:val="clear"/>
-            <w:tcMar>
-              <w:top w:w="150" w:type="dxa"/>
-              <w:left w:w="240" w:type="dxa"/>
-              <w:bottom w:w="150" w:type="dxa"/>
-              <w:right w:w="240" w:type="dxa"/>
-            </w:tcMar>
-            <w:vAlign w:val="center"/>
-          </w:tcPr>
-          <w:p>
-            <w:pPr>
-              <w:keepNext w:val="0"/>
-              <w:keepLines w:val="0"/>
-              <w:widowControl/>
-              <w:suppressLineNumbers w:val="0"/>
-              <w:spacing w:line="300" w:lineRule="atLeast"/>
-              <w:jc w:val="left"/>
-              <w:rPr>
-                <w:rFonts w:hint="default" w:ascii="Segoe UI" w:hAnsi="Segoe UI" w:eastAsia="Segoe UI" w:cs="Segoe UI"/>
-                <w:sz w:val="22"/>
-                <w:szCs w:val="22"/>
-              </w:rPr>
-            </w:pPr>
-            <w:r>
-              <w:rPr>
-                <w:rFonts w:hint="default" w:ascii="Segoe UI" w:hAnsi="Segoe UI" w:eastAsia="Segoe UI" w:cs="Segoe UI"/>
-                <w:kern w:val="0"/>
-                <w:sz w:val="22"/>
-                <w:szCs w:val="22"/>
-                <w:bdr w:val="none" w:color="auto" w:sz="0" w:space="0"/>
-                <w:lang w:val="en-US" w:eastAsia="zh-CN" w:bidi="ar"/>
-              </w:rPr>
-              <w:t>访问控制</w:t>
-            </w:r>
-          </w:p>
-        </w:tc>
-        <w:tc>
-          <w:tcPr>
-            <w:tcW w:w="0" w:type="auto"/>
-            <w:shd w:val="clear"/>
-            <w:tcMar>
-              <w:top w:w="150" w:type="dxa"/>
-              <w:left w:w="240" w:type="dxa"/>
-              <w:bottom w:w="150" w:type="dxa"/>
-              <w:right w:w="240" w:type="dxa"/>
-            </w:tcMar>
-            <w:vAlign w:val="center"/>
-          </w:tcPr>
-          <w:p>
-            <w:pPr>
-              <w:keepNext w:val="0"/>
-              <w:keepLines w:val="0"/>
-              <w:widowControl/>
-              <w:suppressLineNumbers w:val="0"/>
-              <w:spacing w:line="300" w:lineRule="atLeast"/>
-              <w:jc w:val="left"/>
-              <w:rPr>
-                <w:rFonts w:hint="default" w:ascii="Segoe UI" w:hAnsi="Segoe UI" w:eastAsia="Segoe UI" w:cs="Segoe UI"/>
-                <w:sz w:val="22"/>
-                <w:szCs w:val="22"/>
-              </w:rPr>
-            </w:pPr>
-            <w:r>
-              <w:rPr>
-                <w:rFonts w:hint="default" w:ascii="Segoe UI" w:hAnsi="Segoe UI" w:eastAsia="Segoe UI" w:cs="Segoe UI"/>
-                <w:kern w:val="0"/>
-                <w:sz w:val="22"/>
-                <w:szCs w:val="22"/>
-                <w:bdr w:val="none" w:color="auto" w:sz="0" w:space="0"/>
-                <w:lang w:val="en-US" w:eastAsia="zh-CN" w:bidi="ar"/>
-              </w:rPr>
-              <w:t>S</w:t>
-            </w:r>
-          </w:p>
-        </w:tc>
-        <w:tc>
-          <w:tcPr>
-            <w:tcW w:w="0" w:type="auto"/>
+            <w:tcW w:w="1575" w:type="dxa"/>
+            <w:shd w:val="clear"/>
+            <w:tcMar>
+              <w:top w:w="150" w:type="dxa"/>
+              <w:left w:w="240" w:type="dxa"/>
+              <w:bottom w:w="150" w:type="dxa"/>
+              <w:right w:w="240" w:type="dxa"/>
+            </w:tcMar>
+            <w:vAlign w:val="center"/>
+          </w:tcPr>
+          <w:p>
+            <w:pPr>
+              <w:keepNext w:val="0"/>
+              <w:keepLines w:val="0"/>
+              <w:widowControl/>
+              <w:suppressLineNumbers w:val="0"/>
+              <w:spacing w:line="300" w:lineRule="atLeast"/>
+              <w:jc w:val="left"/>
+              <w:rPr>
+                <w:rFonts w:hint="default" w:ascii="Segoe UI" w:hAnsi="Segoe UI" w:eastAsia="Segoe UI" w:cs="Segoe UI"/>
+                <w:sz w:val="22"/>
+                <w:szCs w:val="22"/>
+              </w:rPr>
+            </w:pPr>
+            <w:r>
+              <w:rPr>
+                <w:rFonts w:hint="default" w:ascii="Segoe UI" w:hAnsi="Segoe UI" w:eastAsia="Segoe UI" w:cs="Segoe UI"/>
+                <w:kern w:val="0"/>
+                <w:sz w:val="22"/>
+                <w:szCs w:val="22"/>
+                <w:bdr w:val="none" w:color="auto" w:sz="0" w:space="0"/>
+                <w:lang w:val="en-US" w:eastAsia="zh-CN" w:bidi="ar"/>
+              </w:rPr>
+              <w:t>安全审计</w:t>
+            </w:r>
+          </w:p>
+        </w:tc>
+        <w:tc>
+          <w:tcPr>
+            <w:tcW w:w="920" w:type="dxa"/>
+            <w:shd w:val="clear"/>
+            <w:tcMar>
+              <w:top w:w="150" w:type="dxa"/>
+              <w:left w:w="240" w:type="dxa"/>
+              <w:bottom w:w="150" w:type="dxa"/>
+              <w:right w:w="240" w:type="dxa"/>
+            </w:tcMar>
+            <w:vAlign w:val="center"/>
+          </w:tcPr>
+          <w:p>
+            <w:pPr>
+              <w:keepNext w:val="0"/>
+              <w:keepLines w:val="0"/>
+              <w:widowControl/>
+              <w:suppressLineNumbers w:val="0"/>
+              <w:spacing w:line="300" w:lineRule="atLeast"/>
+              <w:jc w:val="left"/>
+              <w:rPr>
+                <w:rFonts w:hint="default" w:ascii="Segoe UI" w:hAnsi="Segoe UI" w:eastAsia="Segoe UI" w:cs="Segoe UI"/>
+                <w:sz w:val="22"/>
+                <w:szCs w:val="22"/>
+              </w:rPr>
+            </w:pPr>
+            <w:r>
+              <w:rPr>
+                <w:rFonts w:hint="default" w:ascii="Segoe UI" w:hAnsi="Segoe UI" w:eastAsia="Segoe UI" w:cs="Segoe UI"/>
+                <w:kern w:val="0"/>
+                <w:sz w:val="22"/>
+                <w:szCs w:val="22"/>
+                <w:bdr w:val="none" w:color="auto" w:sz="0" w:space="0"/>
+                <w:lang w:val="en-US" w:eastAsia="zh-CN" w:bidi="ar"/>
+              </w:rPr>
+              <w:t>G</w:t>
+            </w:r>
+          </w:p>
+        </w:tc>
+        <w:tc>
+          <w:tcPr>
+            <w:tcW w:w="1360" w:type="dxa"/>
             <w:shd w:val="clear"/>
             <w:tcMar>
               <w:top w:w="150" w:type="dxa"/>
@@ -3314,7 +3351,7 @@
         </w:tc>
         <w:tc>
           <w:tcPr>
-            <w:tcW w:w="0" w:type="auto"/>
+            <w:tcW w:w="1734" w:type="dxa"/>
             <w:shd w:val="clear"/>
             <w:tcMar>
               <w:top w:w="150" w:type="dxa"/>
@@ -3347,7 +3384,7 @@
                 <w:bdr w:val="none" w:color="auto" w:sz="0" w:space="0"/>
                 <w:lang w:val="en-US" w:eastAsia="zh-CN" w:bidi="ar"/>
               </w:rPr>
-              <w:t>—</w:t>
+              <w:t>主机与应用审计覆盖主要操作，日志受保护</w:t>
             </w:r>
           </w:p>
         </w:tc>
@@ -3371,7 +3408,7 @@
         </w:tblPrEx>
         <w:tc>
           <w:tcPr>
-            <w:tcW w:w="0" w:type="auto"/>
+            <w:tcW w:w="685" w:type="dxa"/>
             <w:shd w:val="clear"/>
             <w:tcMar>
               <w:top w:w="150" w:type="dxa"/>
@@ -3410,7 +3447,7 @@
         </w:tc>
         <w:tc>
           <w:tcPr>
-            <w:tcW w:w="0" w:type="auto"/>
+            <w:tcW w:w="1654" w:type="dxa"/>
             <w:shd w:val="clear"/>
             <w:tcMar>
               <w:top w:w="150" w:type="dxa"/>
@@ -3449,85 +3486,85 @@
         </w:tc>
         <w:tc>
           <w:tcPr>
-            <w:tcW w:w="0" w:type="auto"/>
-            <w:shd w:val="clear"/>
-            <w:tcMar>
-              <w:top w:w="150" w:type="dxa"/>
-              <w:left w:w="240" w:type="dxa"/>
-              <w:bottom w:w="150" w:type="dxa"/>
-              <w:right w:w="240" w:type="dxa"/>
-            </w:tcMar>
-            <w:vAlign w:val="center"/>
-          </w:tcPr>
-          <w:p>
-            <w:pPr>
-              <w:keepNext w:val="0"/>
-              <w:keepLines w:val="0"/>
-              <w:widowControl/>
-              <w:suppressLineNumbers w:val="0"/>
-              <w:spacing w:line="300" w:lineRule="atLeast"/>
-              <w:jc w:val="left"/>
-              <w:rPr>
-                <w:rFonts w:hint="default" w:ascii="Segoe UI" w:hAnsi="Segoe UI" w:eastAsia="Segoe UI" w:cs="Segoe UI"/>
-                <w:sz w:val="22"/>
-                <w:szCs w:val="22"/>
-              </w:rPr>
-            </w:pPr>
-            <w:r>
-              <w:rPr>
-                <w:rFonts w:hint="default" w:ascii="Segoe UI" w:hAnsi="Segoe UI" w:eastAsia="Segoe UI" w:cs="Segoe UI"/>
-                <w:kern w:val="0"/>
-                <w:sz w:val="22"/>
-                <w:szCs w:val="22"/>
-                <w:bdr w:val="none" w:color="auto" w:sz="0" w:space="0"/>
-                <w:lang w:val="en-US" w:eastAsia="zh-CN" w:bidi="ar"/>
-              </w:rPr>
-              <w:t>安全审计</w:t>
-            </w:r>
-          </w:p>
-        </w:tc>
-        <w:tc>
-          <w:tcPr>
-            <w:tcW w:w="0" w:type="auto"/>
-            <w:shd w:val="clear"/>
-            <w:tcMar>
-              <w:top w:w="150" w:type="dxa"/>
-              <w:left w:w="240" w:type="dxa"/>
-              <w:bottom w:w="150" w:type="dxa"/>
-              <w:right w:w="240" w:type="dxa"/>
-            </w:tcMar>
-            <w:vAlign w:val="center"/>
-          </w:tcPr>
-          <w:p>
-            <w:pPr>
-              <w:keepNext w:val="0"/>
-              <w:keepLines w:val="0"/>
-              <w:widowControl/>
-              <w:suppressLineNumbers w:val="0"/>
-              <w:spacing w:line="300" w:lineRule="atLeast"/>
-              <w:jc w:val="left"/>
-              <w:rPr>
-                <w:rFonts w:hint="default" w:ascii="Segoe UI" w:hAnsi="Segoe UI" w:eastAsia="Segoe UI" w:cs="Segoe UI"/>
-                <w:sz w:val="22"/>
-                <w:szCs w:val="22"/>
-              </w:rPr>
-            </w:pPr>
-            <w:r>
-              <w:rPr>
-                <w:rFonts w:hint="default" w:ascii="Segoe UI" w:hAnsi="Segoe UI" w:eastAsia="Segoe UI" w:cs="Segoe UI"/>
-                <w:kern w:val="0"/>
-                <w:sz w:val="22"/>
-                <w:szCs w:val="22"/>
-                <w:bdr w:val="none" w:color="auto" w:sz="0" w:space="0"/>
-                <w:lang w:val="en-US" w:eastAsia="zh-CN" w:bidi="ar"/>
-              </w:rPr>
-              <w:t>G</w:t>
-            </w:r>
-          </w:p>
-        </w:tc>
-        <w:tc>
-          <w:tcPr>
-            <w:tcW w:w="0" w:type="auto"/>
+            <w:tcW w:w="1575" w:type="dxa"/>
+            <w:shd w:val="clear"/>
+            <w:tcMar>
+              <w:top w:w="150" w:type="dxa"/>
+              <w:left w:w="240" w:type="dxa"/>
+              <w:bottom w:w="150" w:type="dxa"/>
+              <w:right w:w="240" w:type="dxa"/>
+            </w:tcMar>
+            <w:vAlign w:val="center"/>
+          </w:tcPr>
+          <w:p>
+            <w:pPr>
+              <w:keepNext w:val="0"/>
+              <w:keepLines w:val="0"/>
+              <w:widowControl/>
+              <w:suppressLineNumbers w:val="0"/>
+              <w:spacing w:line="300" w:lineRule="atLeast"/>
+              <w:jc w:val="left"/>
+              <w:rPr>
+                <w:rFonts w:hint="default" w:ascii="Segoe UI" w:hAnsi="Segoe UI" w:eastAsia="Segoe UI" w:cs="Segoe UI"/>
+                <w:sz w:val="22"/>
+                <w:szCs w:val="22"/>
+              </w:rPr>
+            </w:pPr>
+            <w:r>
+              <w:rPr>
+                <w:rFonts w:hint="default" w:ascii="Segoe UI" w:hAnsi="Segoe UI" w:eastAsia="Segoe UI" w:cs="Segoe UI"/>
+                <w:kern w:val="0"/>
+                <w:sz w:val="22"/>
+                <w:szCs w:val="22"/>
+                <w:bdr w:val="none" w:color="auto" w:sz="0" w:space="0"/>
+                <w:lang w:val="en-US" w:eastAsia="zh-CN" w:bidi="ar"/>
+              </w:rPr>
+              <w:t>入侵防范</w:t>
+            </w:r>
+          </w:p>
+        </w:tc>
+        <w:tc>
+          <w:tcPr>
+            <w:tcW w:w="920" w:type="dxa"/>
+            <w:shd w:val="clear"/>
+            <w:tcMar>
+              <w:top w:w="150" w:type="dxa"/>
+              <w:left w:w="240" w:type="dxa"/>
+              <w:bottom w:w="150" w:type="dxa"/>
+              <w:right w:w="240" w:type="dxa"/>
+            </w:tcMar>
+            <w:vAlign w:val="center"/>
+          </w:tcPr>
+          <w:p>
+            <w:pPr>
+              <w:keepNext w:val="0"/>
+              <w:keepLines w:val="0"/>
+              <w:widowControl/>
+              <w:suppressLineNumbers w:val="0"/>
+              <w:spacing w:line="300" w:lineRule="atLeast"/>
+              <w:jc w:val="left"/>
+              <w:rPr>
+                <w:rFonts w:hint="default" w:ascii="Segoe UI" w:hAnsi="Segoe UI" w:eastAsia="Segoe UI" w:cs="Segoe UI"/>
+                <w:sz w:val="22"/>
+                <w:szCs w:val="22"/>
+              </w:rPr>
+            </w:pPr>
+            <w:r>
+              <w:rPr>
+                <w:rFonts w:hint="default" w:ascii="Segoe UI" w:hAnsi="Segoe UI" w:eastAsia="Segoe UI" w:cs="Segoe UI"/>
+                <w:kern w:val="0"/>
+                <w:sz w:val="22"/>
+                <w:szCs w:val="22"/>
+                <w:bdr w:val="none" w:color="auto" w:sz="0" w:space="0"/>
+                <w:lang w:val="en-US" w:eastAsia="zh-CN" w:bidi="ar"/>
+              </w:rPr>
+              <w:t>S</w:t>
+            </w:r>
+          </w:p>
+        </w:tc>
+        <w:tc>
+          <w:tcPr>
+            <w:tcW w:w="1360" w:type="dxa"/>
             <w:shd w:val="clear"/>
             <w:tcMar>
               <w:top w:w="150" w:type="dxa"/>
@@ -3566,7 +3603,7 @@
         </w:tc>
         <w:tc>
           <w:tcPr>
-            <w:tcW w:w="0" w:type="auto"/>
+            <w:tcW w:w="1734" w:type="dxa"/>
             <w:shd w:val="clear"/>
             <w:tcMar>
               <w:top w:w="150" w:type="dxa"/>
@@ -3599,7 +3636,7 @@
                 <w:bdr w:val="none" w:color="auto" w:sz="0" w:space="0"/>
                 <w:lang w:val="en-US" w:eastAsia="zh-CN" w:bidi="ar"/>
               </w:rPr>
-              <w:t>—</w:t>
+              <w:t>定期开展漏洞扫描，高危漏洞已在要求期限内修复</w:t>
             </w:r>
           </w:p>
         </w:tc>
@@ -3624,7 +3661,7 @@
         </w:tblPrEx>
         <w:tc>
           <w:tcPr>
-            <w:tcW w:w="0" w:type="auto"/>
+            <w:tcW w:w="685" w:type="dxa"/>
             <w:shd w:val="clear"/>
             <w:tcMar>
               <w:top w:w="150" w:type="dxa"/>
@@ -3663,7 +3700,7 @@
         </w:tc>
         <w:tc>
           <w:tcPr>
-            <w:tcW w:w="0" w:type="auto"/>
+            <w:tcW w:w="1654" w:type="dxa"/>
             <w:shd w:val="clear"/>
             <w:tcMar>
               <w:top w:w="150" w:type="dxa"/>
@@ -3702,46 +3739,46 @@
         </w:tc>
         <w:tc>
           <w:tcPr>
-            <w:tcW w:w="0" w:type="auto"/>
-            <w:shd w:val="clear"/>
-            <w:tcMar>
-              <w:top w:w="150" w:type="dxa"/>
-              <w:left w:w="240" w:type="dxa"/>
-              <w:bottom w:w="150" w:type="dxa"/>
-              <w:right w:w="240" w:type="dxa"/>
-            </w:tcMar>
-            <w:vAlign w:val="center"/>
-          </w:tcPr>
-          <w:p>
-            <w:pPr>
-              <w:keepNext w:val="0"/>
-              <w:keepLines w:val="0"/>
-              <w:widowControl/>
-              <w:suppressLineNumbers w:val="0"/>
-              <w:spacing w:line="300" w:lineRule="atLeast"/>
-              <w:jc w:val="left"/>
-              <w:rPr>
-                <w:rFonts w:hint="default" w:ascii="Segoe UI" w:hAnsi="Segoe UI" w:eastAsia="Segoe UI" w:cs="Segoe UI"/>
-                <w:sz w:val="22"/>
-                <w:szCs w:val="22"/>
-              </w:rPr>
-            </w:pPr>
-            <w:r>
-              <w:rPr>
-                <w:rFonts w:hint="default" w:ascii="Segoe UI" w:hAnsi="Segoe UI" w:eastAsia="Segoe UI" w:cs="Segoe UI"/>
-                <w:kern w:val="0"/>
-                <w:sz w:val="22"/>
-                <w:szCs w:val="22"/>
-                <w:bdr w:val="none" w:color="auto" w:sz="0" w:space="0"/>
-                <w:lang w:val="en-US" w:eastAsia="zh-CN" w:bidi="ar"/>
-              </w:rPr>
-              <w:t>入侵防范</w:t>
-            </w:r>
-          </w:p>
-        </w:tc>
-        <w:tc>
-          <w:tcPr>
-            <w:tcW w:w="0" w:type="auto"/>
+            <w:tcW w:w="1575" w:type="dxa"/>
+            <w:shd w:val="clear"/>
+            <w:tcMar>
+              <w:top w:w="150" w:type="dxa"/>
+              <w:left w:w="240" w:type="dxa"/>
+              <w:bottom w:w="150" w:type="dxa"/>
+              <w:right w:w="240" w:type="dxa"/>
+            </w:tcMar>
+            <w:vAlign w:val="center"/>
+          </w:tcPr>
+          <w:p>
+            <w:pPr>
+              <w:keepNext w:val="0"/>
+              <w:keepLines w:val="0"/>
+              <w:widowControl/>
+              <w:suppressLineNumbers w:val="0"/>
+              <w:spacing w:line="300" w:lineRule="atLeast"/>
+              <w:jc w:val="left"/>
+              <w:rPr>
+                <w:rFonts w:hint="default" w:ascii="Segoe UI" w:hAnsi="Segoe UI" w:eastAsia="Segoe UI" w:cs="Segoe UI"/>
+                <w:sz w:val="22"/>
+                <w:szCs w:val="22"/>
+              </w:rPr>
+            </w:pPr>
+            <w:r>
+              <w:rPr>
+                <w:rFonts w:hint="default" w:ascii="Segoe UI" w:hAnsi="Segoe UI" w:eastAsia="Segoe UI" w:cs="Segoe UI"/>
+                <w:kern w:val="0"/>
+                <w:sz w:val="22"/>
+                <w:szCs w:val="22"/>
+                <w:bdr w:val="none" w:color="auto" w:sz="0" w:space="0"/>
+                <w:lang w:val="en-US" w:eastAsia="zh-CN" w:bidi="ar"/>
+              </w:rPr>
+              <w:t>恶意代码防范</w:t>
+            </w:r>
+          </w:p>
+        </w:tc>
+        <w:tc>
+          <w:tcPr>
+            <w:tcW w:w="920" w:type="dxa"/>
             <w:shd w:val="clear"/>
             <w:tcMar>
               <w:top w:w="150" w:type="dxa"/>
@@ -3780,46 +3817,46 @@
         </w:tc>
         <w:tc>
           <w:tcPr>
-            <w:tcW w:w="0" w:type="auto"/>
-            <w:shd w:val="clear"/>
-            <w:tcMar>
-              <w:top w:w="150" w:type="dxa"/>
-              <w:left w:w="240" w:type="dxa"/>
-              <w:bottom w:w="150" w:type="dxa"/>
-              <w:right w:w="240" w:type="dxa"/>
-            </w:tcMar>
-            <w:vAlign w:val="center"/>
-          </w:tcPr>
-          <w:p>
-            <w:pPr>
-              <w:keepNext w:val="0"/>
-              <w:keepLines w:val="0"/>
-              <w:widowControl/>
-              <w:suppressLineNumbers w:val="0"/>
-              <w:spacing w:line="300" w:lineRule="atLeast"/>
-              <w:jc w:val="left"/>
-              <w:rPr>
-                <w:rFonts w:hint="default" w:ascii="Segoe UI" w:hAnsi="Segoe UI" w:eastAsia="Segoe UI" w:cs="Segoe UI"/>
-                <w:sz w:val="22"/>
-                <w:szCs w:val="22"/>
-              </w:rPr>
-            </w:pPr>
-            <w:r>
-              <w:rPr>
-                <w:rFonts w:hint="default" w:ascii="Segoe UI" w:hAnsi="Segoe UI" w:eastAsia="Segoe UI" w:cs="Segoe UI"/>
-                <w:kern w:val="0"/>
-                <w:sz w:val="22"/>
-                <w:szCs w:val="22"/>
-                <w:bdr w:val="none" w:color="auto" w:sz="0" w:space="0"/>
-                <w:lang w:val="en-US" w:eastAsia="zh-CN" w:bidi="ar"/>
-              </w:rPr>
-              <w:t>部分符合</w:t>
-            </w:r>
-          </w:p>
-        </w:tc>
-        <w:tc>
-          <w:tcPr>
-            <w:tcW w:w="0" w:type="auto"/>
+            <w:tcW w:w="1360" w:type="dxa"/>
+            <w:shd w:val="clear"/>
+            <w:tcMar>
+              <w:top w:w="150" w:type="dxa"/>
+              <w:left w:w="240" w:type="dxa"/>
+              <w:bottom w:w="150" w:type="dxa"/>
+              <w:right w:w="240" w:type="dxa"/>
+            </w:tcMar>
+            <w:vAlign w:val="center"/>
+          </w:tcPr>
+          <w:p>
+            <w:pPr>
+              <w:keepNext w:val="0"/>
+              <w:keepLines w:val="0"/>
+              <w:widowControl/>
+              <w:suppressLineNumbers w:val="0"/>
+              <w:spacing w:line="300" w:lineRule="atLeast"/>
+              <w:jc w:val="left"/>
+              <w:rPr>
+                <w:rFonts w:hint="default" w:ascii="Segoe UI" w:hAnsi="Segoe UI" w:eastAsia="Segoe UI" w:cs="Segoe UI"/>
+                <w:sz w:val="22"/>
+                <w:szCs w:val="22"/>
+              </w:rPr>
+            </w:pPr>
+            <w:r>
+              <w:rPr>
+                <w:rFonts w:hint="default" w:ascii="Segoe UI" w:hAnsi="Segoe UI" w:eastAsia="Segoe UI" w:cs="Segoe UI"/>
+                <w:kern w:val="0"/>
+                <w:sz w:val="22"/>
+                <w:szCs w:val="22"/>
+                <w:bdr w:val="none" w:color="auto" w:sz="0" w:space="0"/>
+                <w:lang w:val="en-US" w:eastAsia="zh-CN" w:bidi="ar"/>
+              </w:rPr>
+              <w:t>符合</w:t>
+            </w:r>
+          </w:p>
+        </w:tc>
+        <w:tc>
+          <w:tcPr>
+            <w:tcW w:w="1734" w:type="dxa"/>
             <w:shd w:val="clear"/>
             <w:tcMar>
               <w:top w:w="150" w:type="dxa"/>
@@ -3852,7 +3889,7 @@
                 <w:bdr w:val="none" w:color="auto" w:sz="0" w:space="0"/>
                 <w:lang w:val="en-US" w:eastAsia="zh-CN" w:bidi="ar"/>
               </w:rPr>
-              <w:t>🔴 高</w:t>
+              <w:t>统一部署防恶意代码软件，病毒库集中更新</w:t>
             </w:r>
           </w:p>
         </w:tc>
@@ -3876,7 +3913,7 @@
         </w:tblPrEx>
         <w:tc>
           <w:tcPr>
-            <w:tcW w:w="0" w:type="auto"/>
+            <w:tcW w:w="685" w:type="dxa"/>
             <w:shd w:val="clear"/>
             <w:tcMar>
               <w:top w:w="150" w:type="dxa"/>
@@ -3915,7 +3952,7 @@
         </w:tc>
         <w:tc>
           <w:tcPr>
-            <w:tcW w:w="0" w:type="auto"/>
+            <w:tcW w:w="1654" w:type="dxa"/>
             <w:shd w:val="clear"/>
             <w:tcMar>
               <w:top w:w="150" w:type="dxa"/>
@@ -3954,85 +3991,85 @@
         </w:tc>
         <w:tc>
           <w:tcPr>
-            <w:tcW w:w="0" w:type="auto"/>
-            <w:shd w:val="clear"/>
-            <w:tcMar>
-              <w:top w:w="150" w:type="dxa"/>
-              <w:left w:w="240" w:type="dxa"/>
-              <w:bottom w:w="150" w:type="dxa"/>
-              <w:right w:w="240" w:type="dxa"/>
-            </w:tcMar>
-            <w:vAlign w:val="center"/>
-          </w:tcPr>
-          <w:p>
-            <w:pPr>
-              <w:keepNext w:val="0"/>
-              <w:keepLines w:val="0"/>
-              <w:widowControl/>
-              <w:suppressLineNumbers w:val="0"/>
-              <w:spacing w:line="300" w:lineRule="atLeast"/>
-              <w:jc w:val="left"/>
-              <w:rPr>
-                <w:rFonts w:hint="default" w:ascii="Segoe UI" w:hAnsi="Segoe UI" w:eastAsia="Segoe UI" w:cs="Segoe UI"/>
-                <w:sz w:val="22"/>
-                <w:szCs w:val="22"/>
-              </w:rPr>
-            </w:pPr>
-            <w:r>
-              <w:rPr>
-                <w:rFonts w:hint="default" w:ascii="Segoe UI" w:hAnsi="Segoe UI" w:eastAsia="Segoe UI" w:cs="Segoe UI"/>
-                <w:kern w:val="0"/>
-                <w:sz w:val="22"/>
-                <w:szCs w:val="22"/>
-                <w:bdr w:val="none" w:color="auto" w:sz="0" w:space="0"/>
-                <w:lang w:val="en-US" w:eastAsia="zh-CN" w:bidi="ar"/>
-              </w:rPr>
-              <w:t>数据备份恢复</w:t>
-            </w:r>
-          </w:p>
-        </w:tc>
-        <w:tc>
-          <w:tcPr>
-            <w:tcW w:w="0" w:type="auto"/>
-            <w:shd w:val="clear"/>
-            <w:tcMar>
-              <w:top w:w="150" w:type="dxa"/>
-              <w:left w:w="240" w:type="dxa"/>
-              <w:bottom w:w="150" w:type="dxa"/>
-              <w:right w:w="240" w:type="dxa"/>
-            </w:tcMar>
-            <w:vAlign w:val="center"/>
-          </w:tcPr>
-          <w:p>
-            <w:pPr>
-              <w:keepNext w:val="0"/>
-              <w:keepLines w:val="0"/>
-              <w:widowControl/>
-              <w:suppressLineNumbers w:val="0"/>
-              <w:spacing w:line="300" w:lineRule="atLeast"/>
-              <w:jc w:val="left"/>
-              <w:rPr>
-                <w:rFonts w:hint="default" w:ascii="Segoe UI" w:hAnsi="Segoe UI" w:eastAsia="Segoe UI" w:cs="Segoe UI"/>
-                <w:sz w:val="22"/>
-                <w:szCs w:val="22"/>
-              </w:rPr>
-            </w:pPr>
-            <w:r>
-              <w:rPr>
-                <w:rFonts w:hint="default" w:ascii="Segoe UI" w:hAnsi="Segoe UI" w:eastAsia="Segoe UI" w:cs="Segoe UI"/>
-                <w:kern w:val="0"/>
-                <w:sz w:val="22"/>
-                <w:szCs w:val="22"/>
-                <w:bdr w:val="none" w:color="auto" w:sz="0" w:space="0"/>
-                <w:lang w:val="en-US" w:eastAsia="zh-CN" w:bidi="ar"/>
-              </w:rPr>
-              <w:t>A</w:t>
-            </w:r>
-          </w:p>
-        </w:tc>
-        <w:tc>
-          <w:tcPr>
-            <w:tcW w:w="0" w:type="auto"/>
+            <w:tcW w:w="1575" w:type="dxa"/>
+            <w:shd w:val="clear"/>
+            <w:tcMar>
+              <w:top w:w="150" w:type="dxa"/>
+              <w:left w:w="240" w:type="dxa"/>
+              <w:bottom w:w="150" w:type="dxa"/>
+              <w:right w:w="240" w:type="dxa"/>
+            </w:tcMar>
+            <w:vAlign w:val="center"/>
+          </w:tcPr>
+          <w:p>
+            <w:pPr>
+              <w:keepNext w:val="0"/>
+              <w:keepLines w:val="0"/>
+              <w:widowControl/>
+              <w:suppressLineNumbers w:val="0"/>
+              <w:spacing w:line="300" w:lineRule="atLeast"/>
+              <w:jc w:val="left"/>
+              <w:rPr>
+                <w:rFonts w:hint="default" w:ascii="Segoe UI" w:hAnsi="Segoe UI" w:eastAsia="Segoe UI" w:cs="Segoe UI"/>
+                <w:sz w:val="22"/>
+                <w:szCs w:val="22"/>
+              </w:rPr>
+            </w:pPr>
+            <w:r>
+              <w:rPr>
+                <w:rFonts w:hint="default" w:ascii="Segoe UI" w:hAnsi="Segoe UI" w:eastAsia="Segoe UI" w:cs="Segoe UI"/>
+                <w:kern w:val="0"/>
+                <w:sz w:val="22"/>
+                <w:szCs w:val="22"/>
+                <w:bdr w:val="none" w:color="auto" w:sz="0" w:space="0"/>
+                <w:lang w:val="en-US" w:eastAsia="zh-CN" w:bidi="ar"/>
+              </w:rPr>
+              <w:t>剩余信息保护</w:t>
+            </w:r>
+          </w:p>
+        </w:tc>
+        <w:tc>
+          <w:tcPr>
+            <w:tcW w:w="920" w:type="dxa"/>
+            <w:shd w:val="clear"/>
+            <w:tcMar>
+              <w:top w:w="150" w:type="dxa"/>
+              <w:left w:w="240" w:type="dxa"/>
+              <w:bottom w:w="150" w:type="dxa"/>
+              <w:right w:w="240" w:type="dxa"/>
+            </w:tcMar>
+            <w:vAlign w:val="center"/>
+          </w:tcPr>
+          <w:p>
+            <w:pPr>
+              <w:keepNext w:val="0"/>
+              <w:keepLines w:val="0"/>
+              <w:widowControl/>
+              <w:suppressLineNumbers w:val="0"/>
+              <w:spacing w:line="300" w:lineRule="atLeast"/>
+              <w:jc w:val="left"/>
+              <w:rPr>
+                <w:rFonts w:hint="default" w:ascii="Segoe UI" w:hAnsi="Segoe UI" w:eastAsia="Segoe UI" w:cs="Segoe UI"/>
+                <w:sz w:val="22"/>
+                <w:szCs w:val="22"/>
+              </w:rPr>
+            </w:pPr>
+            <w:r>
+              <w:rPr>
+                <w:rFonts w:hint="default" w:ascii="Segoe UI" w:hAnsi="Segoe UI" w:eastAsia="Segoe UI" w:cs="Segoe UI"/>
+                <w:kern w:val="0"/>
+                <w:sz w:val="22"/>
+                <w:szCs w:val="22"/>
+                <w:bdr w:val="none" w:color="auto" w:sz="0" w:space="0"/>
+                <w:lang w:val="en-US" w:eastAsia="zh-CN" w:bidi="ar"/>
+              </w:rPr>
+              <w:t>S</w:t>
+            </w:r>
+          </w:p>
+        </w:tc>
+        <w:tc>
+          <w:tcPr>
+            <w:tcW w:w="1360" w:type="dxa"/>
             <w:shd w:val="clear"/>
             <w:tcMar>
               <w:top w:w="150" w:type="dxa"/>
@@ -4073,7 +4110,7 @@
         </w:tc>
         <w:tc>
           <w:tcPr>
-            <w:tcW w:w="0" w:type="auto"/>
+            <w:tcW w:w="1734" w:type="dxa"/>
             <w:shd w:val="clear"/>
             <w:tcMar>
               <w:top w:w="150" w:type="dxa"/>
@@ -4106,7 +4143,7 @@
                 <w:bdr w:val="none" w:color="auto" w:sz="0" w:space="0"/>
                 <w:lang w:val="en-US" w:eastAsia="zh-CN" w:bidi="ar"/>
               </w:rPr>
-              <w:t>🔴 高</w:t>
+              <w:t>内存和文件中的鉴别信息、敏感数据未及时清除，仅有口头约定</w:t>
             </w:r>
           </w:p>
         </w:tc>
@@ -4130,7 +4167,7 @@
         </w:tblPrEx>
         <w:tc>
           <w:tcPr>
-            <w:tcW w:w="0" w:type="auto"/>
+            <w:tcW w:w="685" w:type="dxa"/>
             <w:shd w:val="clear"/>
             <w:tcMar>
               <w:top w:w="150" w:type="dxa"/>
@@ -4169,163 +4206,163 @@
         </w:tc>
         <w:tc>
           <w:tcPr>
-            <w:tcW w:w="0" w:type="auto"/>
-            <w:shd w:val="clear"/>
-            <w:tcMar>
-              <w:top w:w="150" w:type="dxa"/>
-              <w:left w:w="240" w:type="dxa"/>
-              <w:bottom w:w="150" w:type="dxa"/>
-              <w:right w:w="240" w:type="dxa"/>
-            </w:tcMar>
-            <w:vAlign w:val="center"/>
-          </w:tcPr>
-          <w:p>
-            <w:pPr>
-              <w:keepNext w:val="0"/>
-              <w:keepLines w:val="0"/>
-              <w:widowControl/>
-              <w:suppressLineNumbers w:val="0"/>
-              <w:spacing w:line="300" w:lineRule="atLeast"/>
-              <w:jc w:val="left"/>
-              <w:rPr>
-                <w:rFonts w:hint="default" w:ascii="Segoe UI" w:hAnsi="Segoe UI" w:eastAsia="Segoe UI" w:cs="Segoe UI"/>
-                <w:sz w:val="22"/>
-                <w:szCs w:val="22"/>
-              </w:rPr>
-            </w:pPr>
-            <w:r>
-              <w:rPr>
-                <w:rFonts w:hint="default" w:ascii="Segoe UI" w:hAnsi="Segoe UI" w:eastAsia="Segoe UI" w:cs="Segoe UI"/>
-                <w:kern w:val="0"/>
-                <w:sz w:val="22"/>
-                <w:szCs w:val="22"/>
-                <w:bdr w:val="none" w:color="auto" w:sz="0" w:space="0"/>
-                <w:lang w:val="en-US" w:eastAsia="zh-CN" w:bidi="ar"/>
-              </w:rPr>
-              <w:t>安全计算环境</w:t>
-            </w:r>
-          </w:p>
-        </w:tc>
-        <w:tc>
-          <w:tcPr>
-            <w:tcW w:w="0" w:type="auto"/>
-            <w:shd w:val="clear"/>
-            <w:tcMar>
-              <w:top w:w="150" w:type="dxa"/>
-              <w:left w:w="240" w:type="dxa"/>
-              <w:bottom w:w="150" w:type="dxa"/>
-              <w:right w:w="240" w:type="dxa"/>
-            </w:tcMar>
-            <w:vAlign w:val="center"/>
-          </w:tcPr>
-          <w:p>
-            <w:pPr>
-              <w:keepNext w:val="0"/>
-              <w:keepLines w:val="0"/>
-              <w:widowControl/>
-              <w:suppressLineNumbers w:val="0"/>
-              <w:spacing w:line="300" w:lineRule="atLeast"/>
-              <w:jc w:val="left"/>
-              <w:rPr>
-                <w:rFonts w:hint="default" w:ascii="Segoe UI" w:hAnsi="Segoe UI" w:eastAsia="Segoe UI" w:cs="Segoe UI"/>
-                <w:sz w:val="22"/>
-                <w:szCs w:val="22"/>
-              </w:rPr>
-            </w:pPr>
-            <w:r>
-              <w:rPr>
-                <w:rFonts w:hint="default" w:ascii="Segoe UI" w:hAnsi="Segoe UI" w:eastAsia="Segoe UI" w:cs="Segoe UI"/>
-                <w:kern w:val="0"/>
-                <w:sz w:val="22"/>
-                <w:szCs w:val="22"/>
-                <w:bdr w:val="none" w:color="auto" w:sz="0" w:space="0"/>
-                <w:lang w:val="en-US" w:eastAsia="zh-CN" w:bidi="ar"/>
-              </w:rPr>
-              <w:t>剩余信息保护</w:t>
-            </w:r>
-          </w:p>
-        </w:tc>
-        <w:tc>
-          <w:tcPr>
-            <w:tcW w:w="0" w:type="auto"/>
-            <w:shd w:val="clear"/>
-            <w:tcMar>
-              <w:top w:w="150" w:type="dxa"/>
-              <w:left w:w="240" w:type="dxa"/>
-              <w:bottom w:w="150" w:type="dxa"/>
-              <w:right w:w="240" w:type="dxa"/>
-            </w:tcMar>
-            <w:vAlign w:val="center"/>
-          </w:tcPr>
-          <w:p>
-            <w:pPr>
-              <w:keepNext w:val="0"/>
-              <w:keepLines w:val="0"/>
-              <w:widowControl/>
-              <w:suppressLineNumbers w:val="0"/>
-              <w:spacing w:line="300" w:lineRule="atLeast"/>
-              <w:jc w:val="left"/>
-              <w:rPr>
-                <w:rFonts w:hint="default" w:ascii="Segoe UI" w:hAnsi="Segoe UI" w:eastAsia="Segoe UI" w:cs="Segoe UI"/>
-                <w:sz w:val="22"/>
-                <w:szCs w:val="22"/>
-              </w:rPr>
-            </w:pPr>
-            <w:r>
-              <w:rPr>
-                <w:rFonts w:hint="default" w:ascii="Segoe UI" w:hAnsi="Segoe UI" w:eastAsia="Segoe UI" w:cs="Segoe UI"/>
-                <w:kern w:val="0"/>
-                <w:sz w:val="22"/>
-                <w:szCs w:val="22"/>
-                <w:bdr w:val="none" w:color="auto" w:sz="0" w:space="0"/>
-                <w:lang w:val="en-US" w:eastAsia="zh-CN" w:bidi="ar"/>
-              </w:rPr>
-              <w:t>S</w:t>
-            </w:r>
-          </w:p>
-        </w:tc>
-        <w:tc>
-          <w:tcPr>
-            <w:tcW w:w="0" w:type="auto"/>
-            <w:shd w:val="clear"/>
-            <w:tcMar>
-              <w:top w:w="150" w:type="dxa"/>
-              <w:left w:w="240" w:type="dxa"/>
-              <w:bottom w:w="150" w:type="dxa"/>
-              <w:right w:w="240" w:type="dxa"/>
-            </w:tcMar>
-            <w:vAlign w:val="center"/>
-          </w:tcPr>
-          <w:p>
-            <w:pPr>
-              <w:keepNext w:val="0"/>
-              <w:keepLines w:val="0"/>
-              <w:widowControl/>
-              <w:suppressLineNumbers w:val="0"/>
-              <w:spacing w:line="300" w:lineRule="atLeast"/>
-              <w:jc w:val="left"/>
-              <w:rPr>
-                <w:rFonts w:hint="default" w:ascii="Segoe UI" w:hAnsi="Segoe UI" w:eastAsia="Segoe UI" w:cs="Segoe UI"/>
-                <w:sz w:val="22"/>
-                <w:szCs w:val="22"/>
-              </w:rPr>
-            </w:pPr>
-            <w:r>
-              <w:rPr>
-                <w:rFonts w:hint="default" w:ascii="Segoe UI" w:hAnsi="Segoe UI" w:eastAsia="Segoe UI" w:cs="Segoe UI"/>
-                <w:kern w:val="0"/>
-                <w:sz w:val="22"/>
-                <w:szCs w:val="22"/>
-                <w:bdr w:val="none" w:color="auto" w:sz="0" w:space="0"/>
-                <w:lang w:val="en-US" w:eastAsia="zh-CN" w:bidi="ar"/>
-              </w:rPr>
-              <w:t>符合</w:t>
-            </w:r>
-          </w:p>
-        </w:tc>
-        <w:tc>
-          <w:tcPr>
-            <w:tcW w:w="0" w:type="auto"/>
+            <w:tcW w:w="1654" w:type="dxa"/>
+            <w:shd w:val="clear"/>
+            <w:tcMar>
+              <w:top w:w="150" w:type="dxa"/>
+              <w:left w:w="240" w:type="dxa"/>
+              <w:bottom w:w="150" w:type="dxa"/>
+              <w:right w:w="240" w:type="dxa"/>
+            </w:tcMar>
+            <w:vAlign w:val="center"/>
+          </w:tcPr>
+          <w:p>
+            <w:pPr>
+              <w:keepNext w:val="0"/>
+              <w:keepLines w:val="0"/>
+              <w:widowControl/>
+              <w:suppressLineNumbers w:val="0"/>
+              <w:spacing w:line="300" w:lineRule="atLeast"/>
+              <w:jc w:val="left"/>
+              <w:rPr>
+                <w:rFonts w:hint="default" w:ascii="Segoe UI" w:hAnsi="Segoe UI" w:eastAsia="Segoe UI" w:cs="Segoe UI"/>
+                <w:sz w:val="22"/>
+                <w:szCs w:val="22"/>
+              </w:rPr>
+            </w:pPr>
+            <w:r>
+              <w:rPr>
+                <w:rFonts w:hint="default" w:ascii="Segoe UI" w:hAnsi="Segoe UI" w:eastAsia="Segoe UI" w:cs="Segoe UI"/>
+                <w:kern w:val="0"/>
+                <w:sz w:val="22"/>
+                <w:szCs w:val="22"/>
+                <w:bdr w:val="none" w:color="auto" w:sz="0" w:space="0"/>
+                <w:lang w:val="en-US" w:eastAsia="zh-CN" w:bidi="ar"/>
+              </w:rPr>
+              <w:t>安全管理</w:t>
+            </w:r>
+          </w:p>
+        </w:tc>
+        <w:tc>
+          <w:tcPr>
+            <w:tcW w:w="1575" w:type="dxa"/>
+            <w:shd w:val="clear"/>
+            <w:tcMar>
+              <w:top w:w="150" w:type="dxa"/>
+              <w:left w:w="240" w:type="dxa"/>
+              <w:bottom w:w="150" w:type="dxa"/>
+              <w:right w:w="240" w:type="dxa"/>
+            </w:tcMar>
+            <w:vAlign w:val="center"/>
+          </w:tcPr>
+          <w:p>
+            <w:pPr>
+              <w:keepNext w:val="0"/>
+              <w:keepLines w:val="0"/>
+              <w:widowControl/>
+              <w:suppressLineNumbers w:val="0"/>
+              <w:spacing w:line="300" w:lineRule="atLeast"/>
+              <w:jc w:val="left"/>
+              <w:rPr>
+                <w:rFonts w:hint="default" w:ascii="Segoe UI" w:hAnsi="Segoe UI" w:eastAsia="Segoe UI" w:cs="Segoe UI"/>
+                <w:sz w:val="22"/>
+                <w:szCs w:val="22"/>
+              </w:rPr>
+            </w:pPr>
+            <w:r>
+              <w:rPr>
+                <w:rFonts w:hint="default" w:ascii="Segoe UI" w:hAnsi="Segoe UI" w:eastAsia="Segoe UI" w:cs="Segoe UI"/>
+                <w:kern w:val="0"/>
+                <w:sz w:val="22"/>
+                <w:szCs w:val="22"/>
+                <w:bdr w:val="none" w:color="auto" w:sz="0" w:space="0"/>
+                <w:lang w:val="en-US" w:eastAsia="zh-CN" w:bidi="ar"/>
+              </w:rPr>
+              <w:t>安全管理制度</w:t>
+            </w:r>
+          </w:p>
+        </w:tc>
+        <w:tc>
+          <w:tcPr>
+            <w:tcW w:w="920" w:type="dxa"/>
+            <w:shd w:val="clear"/>
+            <w:tcMar>
+              <w:top w:w="150" w:type="dxa"/>
+              <w:left w:w="240" w:type="dxa"/>
+              <w:bottom w:w="150" w:type="dxa"/>
+              <w:right w:w="240" w:type="dxa"/>
+            </w:tcMar>
+            <w:vAlign w:val="center"/>
+          </w:tcPr>
+          <w:p>
+            <w:pPr>
+              <w:keepNext w:val="0"/>
+              <w:keepLines w:val="0"/>
+              <w:widowControl/>
+              <w:suppressLineNumbers w:val="0"/>
+              <w:spacing w:line="300" w:lineRule="atLeast"/>
+              <w:jc w:val="left"/>
+              <w:rPr>
+                <w:rFonts w:hint="default" w:ascii="Segoe UI" w:hAnsi="Segoe UI" w:eastAsia="Segoe UI" w:cs="Segoe UI"/>
+                <w:sz w:val="22"/>
+                <w:szCs w:val="22"/>
+              </w:rPr>
+            </w:pPr>
+            <w:r>
+              <w:rPr>
+                <w:rFonts w:hint="default" w:ascii="Segoe UI" w:hAnsi="Segoe UI" w:eastAsia="Segoe UI" w:cs="Segoe UI"/>
+                <w:kern w:val="0"/>
+                <w:sz w:val="22"/>
+                <w:szCs w:val="22"/>
+                <w:bdr w:val="none" w:color="auto" w:sz="0" w:space="0"/>
+                <w:lang w:val="en-US" w:eastAsia="zh-CN" w:bidi="ar"/>
+              </w:rPr>
+              <w:t>G</w:t>
+            </w:r>
+          </w:p>
+        </w:tc>
+        <w:tc>
+          <w:tcPr>
+            <w:tcW w:w="1360" w:type="dxa"/>
+            <w:shd w:val="clear"/>
+            <w:tcMar>
+              <w:top w:w="150" w:type="dxa"/>
+              <w:left w:w="240" w:type="dxa"/>
+              <w:bottom w:w="150" w:type="dxa"/>
+              <w:right w:w="240" w:type="dxa"/>
+            </w:tcMar>
+            <w:vAlign w:val="center"/>
+          </w:tcPr>
+          <w:p>
+            <w:pPr>
+              <w:keepNext w:val="0"/>
+              <w:keepLines w:val="0"/>
+              <w:widowControl/>
+              <w:suppressLineNumbers w:val="0"/>
+              <w:spacing w:line="300" w:lineRule="atLeast"/>
+              <w:jc w:val="left"/>
+              <w:rPr>
+                <w:rFonts w:hint="default" w:ascii="Segoe UI" w:hAnsi="Segoe UI" w:eastAsia="Segoe UI" w:cs="Segoe UI"/>
+                <w:sz w:val="22"/>
+                <w:szCs w:val="22"/>
+              </w:rPr>
+            </w:pPr>
+            <w:r>
+              <w:rPr>
+                <w:rFonts w:hint="default" w:ascii="Segoe UI" w:hAnsi="Segoe UI" w:eastAsia="Segoe UI" w:cs="Segoe UI"/>
+                <w:kern w:val="0"/>
+                <w:sz w:val="22"/>
+                <w:szCs w:val="22"/>
+                <w:bdr w:val="none" w:color="auto" w:sz="0" w:space="0"/>
+                <w:lang w:val="en-US" w:eastAsia="zh-CN" w:bidi="ar"/>
+              </w:rPr>
+              <w:t>部分符合</w:t>
+            </w:r>
+          </w:p>
+        </w:tc>
+        <w:tc>
+          <w:tcPr>
+            <w:tcW w:w="1734" w:type="dxa"/>
             <w:shd w:val="clear"/>
             <w:tcMar>
               <w:top w:w="150" w:type="dxa"/>
@@ -4358,7 +4395,7 @@
                 <w:bdr w:val="none" w:color="auto" w:sz="0" w:space="0"/>
                 <w:lang w:val="en-US" w:eastAsia="zh-CN" w:bidi="ar"/>
               </w:rPr>
-              <w:t>—</w:t>
+              <w:t>管理制度基本齐全，缺少《移动存储介质管理制度》</w:t>
             </w:r>
           </w:p>
         </w:tc>
@@ -4382,7 +4419,7 @@
         </w:tblPrEx>
         <w:tc>
           <w:tcPr>
-            <w:tcW w:w="0" w:type="auto"/>
+            <w:tcW w:w="685" w:type="dxa"/>
             <w:shd w:val="clear"/>
             <w:tcMar>
               <w:top w:w="150" w:type="dxa"/>
@@ -4421,7 +4458,7 @@
         </w:tc>
         <w:tc>
           <w:tcPr>
-            <w:tcW w:w="0" w:type="auto"/>
+            <w:tcW w:w="1654" w:type="dxa"/>
             <w:shd w:val="clear"/>
             <w:tcMar>
               <w:top w:w="150" w:type="dxa"/>
@@ -4460,46 +4497,46 @@
         </w:tc>
         <w:tc>
           <w:tcPr>
-            <w:tcW w:w="0" w:type="auto"/>
-            <w:shd w:val="clear"/>
-            <w:tcMar>
-              <w:top w:w="150" w:type="dxa"/>
-              <w:left w:w="240" w:type="dxa"/>
-              <w:bottom w:w="150" w:type="dxa"/>
-              <w:right w:w="240" w:type="dxa"/>
-            </w:tcMar>
-            <w:vAlign w:val="center"/>
-          </w:tcPr>
-          <w:p>
-            <w:pPr>
-              <w:keepNext w:val="0"/>
-              <w:keepLines w:val="0"/>
-              <w:widowControl/>
-              <w:suppressLineNumbers w:val="0"/>
-              <w:spacing w:line="300" w:lineRule="atLeast"/>
-              <w:jc w:val="left"/>
-              <w:rPr>
-                <w:rFonts w:hint="default" w:ascii="Segoe UI" w:hAnsi="Segoe UI" w:eastAsia="Segoe UI" w:cs="Segoe UI"/>
-                <w:sz w:val="22"/>
-                <w:szCs w:val="22"/>
-              </w:rPr>
-            </w:pPr>
-            <w:r>
-              <w:rPr>
-                <w:rFonts w:hint="default" w:ascii="Segoe UI" w:hAnsi="Segoe UI" w:eastAsia="Segoe UI" w:cs="Segoe UI"/>
-                <w:kern w:val="0"/>
-                <w:sz w:val="22"/>
-                <w:szCs w:val="22"/>
-                <w:bdr w:val="none" w:color="auto" w:sz="0" w:space="0"/>
-                <w:lang w:val="en-US" w:eastAsia="zh-CN" w:bidi="ar"/>
-              </w:rPr>
-              <w:t>安全管理制度</w:t>
-            </w:r>
-          </w:p>
-        </w:tc>
-        <w:tc>
-          <w:tcPr>
-            <w:tcW w:w="0" w:type="auto"/>
+            <w:tcW w:w="1575" w:type="dxa"/>
+            <w:shd w:val="clear"/>
+            <w:tcMar>
+              <w:top w:w="150" w:type="dxa"/>
+              <w:left w:w="240" w:type="dxa"/>
+              <w:bottom w:w="150" w:type="dxa"/>
+              <w:right w:w="240" w:type="dxa"/>
+            </w:tcMar>
+            <w:vAlign w:val="center"/>
+          </w:tcPr>
+          <w:p>
+            <w:pPr>
+              <w:keepNext w:val="0"/>
+              <w:keepLines w:val="0"/>
+              <w:widowControl/>
+              <w:suppressLineNumbers w:val="0"/>
+              <w:spacing w:line="300" w:lineRule="atLeast"/>
+              <w:jc w:val="left"/>
+              <w:rPr>
+                <w:rFonts w:hint="default" w:ascii="Segoe UI" w:hAnsi="Segoe UI" w:eastAsia="Segoe UI" w:cs="Segoe UI"/>
+                <w:sz w:val="22"/>
+                <w:szCs w:val="22"/>
+              </w:rPr>
+            </w:pPr>
+            <w:r>
+              <w:rPr>
+                <w:rFonts w:hint="default" w:ascii="Segoe UI" w:hAnsi="Segoe UI" w:eastAsia="Segoe UI" w:cs="Segoe UI"/>
+                <w:kern w:val="0"/>
+                <w:sz w:val="22"/>
+                <w:szCs w:val="22"/>
+                <w:bdr w:val="none" w:color="auto" w:sz="0" w:space="0"/>
+                <w:lang w:val="en-US" w:eastAsia="zh-CN" w:bidi="ar"/>
+              </w:rPr>
+              <w:t>安全管理机构</w:t>
+            </w:r>
+          </w:p>
+        </w:tc>
+        <w:tc>
+          <w:tcPr>
+            <w:tcW w:w="920" w:type="dxa"/>
             <w:shd w:val="clear"/>
             <w:tcMar>
               <w:top w:w="150" w:type="dxa"/>
@@ -4538,7 +4575,7 @@
         </w:tc>
         <w:tc>
           <w:tcPr>
-            <w:tcW w:w="0" w:type="auto"/>
+            <w:tcW w:w="1360" w:type="dxa"/>
             <w:shd w:val="clear"/>
             <w:tcMar>
               <w:top w:w="150" w:type="dxa"/>
@@ -4577,7 +4614,7 @@
         </w:tc>
         <w:tc>
           <w:tcPr>
-            <w:tcW w:w="0" w:type="auto"/>
+            <w:tcW w:w="1734" w:type="dxa"/>
             <w:shd w:val="clear"/>
             <w:tcMar>
               <w:top w:w="150" w:type="dxa"/>
@@ -4610,7 +4647,7 @@
                 <w:bdr w:val="none" w:color="auto" w:sz="0" w:space="0"/>
                 <w:lang w:val="en-US" w:eastAsia="zh-CN" w:bidi="ar"/>
               </w:rPr>
-              <w:t>—</w:t>
+              <w:t>设有专门的安全管理部门，岗位职责明确</w:t>
             </w:r>
           </w:p>
         </w:tc>
@@ -4634,7 +4671,7 @@
         </w:tblPrEx>
         <w:tc>
           <w:tcPr>
-            <w:tcW w:w="0" w:type="auto"/>
+            <w:tcW w:w="685" w:type="dxa"/>
             <w:shd w:val="clear"/>
             <w:tcMar>
               <w:top w:w="150" w:type="dxa"/>
@@ -4673,7 +4710,7 @@
         </w:tc>
         <w:tc>
           <w:tcPr>
-            <w:tcW w:w="0" w:type="auto"/>
+            <w:tcW w:w="1654" w:type="dxa"/>
             <w:shd w:val="clear"/>
             <w:tcMar>
               <w:top w:w="150" w:type="dxa"/>
@@ -4712,46 +4749,46 @@
         </w:tc>
         <w:tc>
           <w:tcPr>
-            <w:tcW w:w="0" w:type="auto"/>
-            <w:shd w:val="clear"/>
-            <w:tcMar>
-              <w:top w:w="150" w:type="dxa"/>
-              <w:left w:w="240" w:type="dxa"/>
-              <w:bottom w:w="150" w:type="dxa"/>
-              <w:right w:w="240" w:type="dxa"/>
-            </w:tcMar>
-            <w:vAlign w:val="center"/>
-          </w:tcPr>
-          <w:p>
-            <w:pPr>
-              <w:keepNext w:val="0"/>
-              <w:keepLines w:val="0"/>
-              <w:widowControl/>
-              <w:suppressLineNumbers w:val="0"/>
-              <w:spacing w:line="300" w:lineRule="atLeast"/>
-              <w:jc w:val="left"/>
-              <w:rPr>
-                <w:rFonts w:hint="default" w:ascii="Segoe UI" w:hAnsi="Segoe UI" w:eastAsia="Segoe UI" w:cs="Segoe UI"/>
-                <w:sz w:val="22"/>
-                <w:szCs w:val="22"/>
-              </w:rPr>
-            </w:pPr>
-            <w:r>
-              <w:rPr>
-                <w:rFonts w:hint="default" w:ascii="Segoe UI" w:hAnsi="Segoe UI" w:eastAsia="Segoe UI" w:cs="Segoe UI"/>
-                <w:kern w:val="0"/>
-                <w:sz w:val="22"/>
-                <w:szCs w:val="22"/>
-                <w:bdr w:val="none" w:color="auto" w:sz="0" w:space="0"/>
-                <w:lang w:val="en-US" w:eastAsia="zh-CN" w:bidi="ar"/>
-              </w:rPr>
-              <w:t>安全管理机构</w:t>
-            </w:r>
-          </w:p>
-        </w:tc>
-        <w:tc>
-          <w:tcPr>
-            <w:tcW w:w="0" w:type="auto"/>
+            <w:tcW w:w="1575" w:type="dxa"/>
+            <w:shd w:val="clear"/>
+            <w:tcMar>
+              <w:top w:w="150" w:type="dxa"/>
+              <w:left w:w="240" w:type="dxa"/>
+              <w:bottom w:w="150" w:type="dxa"/>
+              <w:right w:w="240" w:type="dxa"/>
+            </w:tcMar>
+            <w:vAlign w:val="center"/>
+          </w:tcPr>
+          <w:p>
+            <w:pPr>
+              <w:keepNext w:val="0"/>
+              <w:keepLines w:val="0"/>
+              <w:widowControl/>
+              <w:suppressLineNumbers w:val="0"/>
+              <w:spacing w:line="300" w:lineRule="atLeast"/>
+              <w:jc w:val="left"/>
+              <w:rPr>
+                <w:rFonts w:hint="default" w:ascii="Segoe UI" w:hAnsi="Segoe UI" w:eastAsia="Segoe UI" w:cs="Segoe UI"/>
+                <w:sz w:val="22"/>
+                <w:szCs w:val="22"/>
+              </w:rPr>
+            </w:pPr>
+            <w:r>
+              <w:rPr>
+                <w:rFonts w:hint="default" w:ascii="Segoe UI" w:hAnsi="Segoe UI" w:eastAsia="Segoe UI" w:cs="Segoe UI"/>
+                <w:kern w:val="0"/>
+                <w:sz w:val="22"/>
+                <w:szCs w:val="22"/>
+                <w:bdr w:val="none" w:color="auto" w:sz="0" w:space="0"/>
+                <w:lang w:val="en-US" w:eastAsia="zh-CN" w:bidi="ar"/>
+              </w:rPr>
+              <w:t>安全管理人员</w:t>
+            </w:r>
+          </w:p>
+        </w:tc>
+        <w:tc>
+          <w:tcPr>
+            <w:tcW w:w="920" w:type="dxa"/>
             <w:shd w:val="clear"/>
             <w:tcMar>
               <w:top w:w="150" w:type="dxa"/>
@@ -4790,7 +4827,7 @@
         </w:tc>
         <w:tc>
           <w:tcPr>
-            <w:tcW w:w="0" w:type="auto"/>
+            <w:tcW w:w="1360" w:type="dxa"/>
             <w:shd w:val="clear"/>
             <w:tcMar>
               <w:top w:w="150" w:type="dxa"/>
@@ -4829,7 +4866,7 @@
         </w:tc>
         <w:tc>
           <w:tcPr>
-            <w:tcW w:w="0" w:type="auto"/>
+            <w:tcW w:w="1734" w:type="dxa"/>
             <w:shd w:val="clear"/>
             <w:tcMar>
               <w:top w:w="150" w:type="dxa"/>
@@ -4862,7 +4899,7 @@
                 <w:bdr w:val="none" w:color="auto" w:sz="0" w:space="0"/>
                 <w:lang w:val="en-US" w:eastAsia="zh-CN" w:bidi="ar"/>
               </w:rPr>
-              <w:t>🟡 中</w:t>
+              <w:t>人员录用有背景审查，但未定期开展全员安全培训与考核</w:t>
             </w:r>
           </w:p>
         </w:tc>
@@ -4886,7 +4923,7 @@
         </w:tblPrEx>
         <w:tc>
           <w:tcPr>
-            <w:tcW w:w="0" w:type="auto"/>
+            <w:tcW w:w="685" w:type="dxa"/>
             <w:shd w:val="clear"/>
             <w:tcMar>
               <w:top w:w="150" w:type="dxa"/>
@@ -4925,7 +4962,7 @@
         </w:tc>
         <w:tc>
           <w:tcPr>
-            <w:tcW w:w="0" w:type="auto"/>
+            <w:tcW w:w="1654" w:type="dxa"/>
             <w:shd w:val="clear"/>
             <w:tcMar>
               <w:top w:w="150" w:type="dxa"/>
@@ -4964,46 +5001,46 @@
         </w:tc>
         <w:tc>
           <w:tcPr>
-            <w:tcW w:w="0" w:type="auto"/>
-            <w:shd w:val="clear"/>
-            <w:tcMar>
-              <w:top w:w="150" w:type="dxa"/>
-              <w:left w:w="240" w:type="dxa"/>
-              <w:bottom w:w="150" w:type="dxa"/>
-              <w:right w:w="240" w:type="dxa"/>
-            </w:tcMar>
-            <w:vAlign w:val="center"/>
-          </w:tcPr>
-          <w:p>
-            <w:pPr>
-              <w:keepNext w:val="0"/>
-              <w:keepLines w:val="0"/>
-              <w:widowControl/>
-              <w:suppressLineNumbers w:val="0"/>
-              <w:spacing w:line="300" w:lineRule="atLeast"/>
-              <w:jc w:val="left"/>
-              <w:rPr>
-                <w:rFonts w:hint="default" w:ascii="Segoe UI" w:hAnsi="Segoe UI" w:eastAsia="Segoe UI" w:cs="Segoe UI"/>
-                <w:sz w:val="22"/>
-                <w:szCs w:val="22"/>
-              </w:rPr>
-            </w:pPr>
-            <w:r>
-              <w:rPr>
-                <w:rFonts w:hint="default" w:ascii="Segoe UI" w:hAnsi="Segoe UI" w:eastAsia="Segoe UI" w:cs="Segoe UI"/>
-                <w:kern w:val="0"/>
-                <w:sz w:val="22"/>
-                <w:szCs w:val="22"/>
-                <w:bdr w:val="none" w:color="auto" w:sz="0" w:space="0"/>
-                <w:lang w:val="en-US" w:eastAsia="zh-CN" w:bidi="ar"/>
-              </w:rPr>
-              <w:t>安全管理人员</w:t>
-            </w:r>
-          </w:p>
-        </w:tc>
-        <w:tc>
-          <w:tcPr>
-            <w:tcW w:w="0" w:type="auto"/>
+            <w:tcW w:w="1575" w:type="dxa"/>
+            <w:shd w:val="clear"/>
+            <w:tcMar>
+              <w:top w:w="150" w:type="dxa"/>
+              <w:left w:w="240" w:type="dxa"/>
+              <w:bottom w:w="150" w:type="dxa"/>
+              <w:right w:w="240" w:type="dxa"/>
+            </w:tcMar>
+            <w:vAlign w:val="center"/>
+          </w:tcPr>
+          <w:p>
+            <w:pPr>
+              <w:keepNext w:val="0"/>
+              <w:keepLines w:val="0"/>
+              <w:widowControl/>
+              <w:suppressLineNumbers w:val="0"/>
+              <w:spacing w:line="300" w:lineRule="atLeast"/>
+              <w:jc w:val="left"/>
+              <w:rPr>
+                <w:rFonts w:hint="default" w:ascii="Segoe UI" w:hAnsi="Segoe UI" w:eastAsia="Segoe UI" w:cs="Segoe UI"/>
+                <w:sz w:val="22"/>
+                <w:szCs w:val="22"/>
+              </w:rPr>
+            </w:pPr>
+            <w:r>
+              <w:rPr>
+                <w:rFonts w:hint="default" w:ascii="Segoe UI" w:hAnsi="Segoe UI" w:eastAsia="Segoe UI" w:cs="Segoe UI"/>
+                <w:kern w:val="0"/>
+                <w:sz w:val="22"/>
+                <w:szCs w:val="22"/>
+                <w:bdr w:val="none" w:color="auto" w:sz="0" w:space="0"/>
+                <w:lang w:val="en-US" w:eastAsia="zh-CN" w:bidi="ar"/>
+              </w:rPr>
+              <w:t>安全建设管理</w:t>
+            </w:r>
+          </w:p>
+        </w:tc>
+        <w:tc>
+          <w:tcPr>
+            <w:tcW w:w="920" w:type="dxa"/>
             <w:shd w:val="clear"/>
             <w:tcMar>
               <w:top w:w="150" w:type="dxa"/>
@@ -5042,7 +5079,7 @@
         </w:tc>
         <w:tc>
           <w:tcPr>
-            <w:tcW w:w="0" w:type="auto"/>
+            <w:tcW w:w="1360" w:type="dxa"/>
             <w:shd w:val="clear"/>
             <w:tcMar>
               <w:top w:w="150" w:type="dxa"/>
@@ -5081,7 +5118,7 @@
         </w:tc>
         <w:tc>
           <w:tcPr>
-            <w:tcW w:w="0" w:type="auto"/>
+            <w:tcW w:w="1734" w:type="dxa"/>
             <w:shd w:val="clear"/>
             <w:tcMar>
               <w:top w:w="150" w:type="dxa"/>
@@ -5114,7 +5151,7 @@
                 <w:bdr w:val="none" w:color="auto" w:sz="0" w:space="0"/>
                 <w:lang w:val="en-US" w:eastAsia="zh-CN" w:bidi="ar"/>
               </w:rPr>
-              <w:t>—</w:t>
+              <w:t>建设过程有安全要求控制，上线前通过安全测试验收</w:t>
             </w:r>
           </w:p>
         </w:tc>
@@ -5138,7 +5175,7 @@
         </w:tblPrEx>
         <w:tc>
           <w:tcPr>
-            <w:tcW w:w="0" w:type="auto"/>
+            <w:tcW w:w="685" w:type="dxa"/>
             <w:shd w:val="clear"/>
             <w:tcMar>
               <w:top w:w="150" w:type="dxa"/>
@@ -5177,7 +5214,7 @@
         </w:tc>
         <w:tc>
           <w:tcPr>
-            <w:tcW w:w="0" w:type="auto"/>
+            <w:tcW w:w="1654" w:type="dxa"/>
             <w:shd w:val="clear"/>
             <w:tcMar>
               <w:top w:w="150" w:type="dxa"/>
@@ -5216,46 +5253,46 @@
         </w:tc>
         <w:tc>
           <w:tcPr>
-            <w:tcW w:w="0" w:type="auto"/>
-            <w:shd w:val="clear"/>
-            <w:tcMar>
-              <w:top w:w="150" w:type="dxa"/>
-              <w:left w:w="240" w:type="dxa"/>
-              <w:bottom w:w="150" w:type="dxa"/>
-              <w:right w:w="240" w:type="dxa"/>
-            </w:tcMar>
-            <w:vAlign w:val="center"/>
-          </w:tcPr>
-          <w:p>
-            <w:pPr>
-              <w:keepNext w:val="0"/>
-              <w:keepLines w:val="0"/>
-              <w:widowControl/>
-              <w:suppressLineNumbers w:val="0"/>
-              <w:spacing w:line="300" w:lineRule="atLeast"/>
-              <w:jc w:val="left"/>
-              <w:rPr>
-                <w:rFonts w:hint="default" w:ascii="Segoe UI" w:hAnsi="Segoe UI" w:eastAsia="Segoe UI" w:cs="Segoe UI"/>
-                <w:sz w:val="22"/>
-                <w:szCs w:val="22"/>
-              </w:rPr>
-            </w:pPr>
-            <w:r>
-              <w:rPr>
-                <w:rFonts w:hint="default" w:ascii="Segoe UI" w:hAnsi="Segoe UI" w:eastAsia="Segoe UI" w:cs="Segoe UI"/>
-                <w:kern w:val="0"/>
-                <w:sz w:val="22"/>
-                <w:szCs w:val="22"/>
-                <w:bdr w:val="none" w:color="auto" w:sz="0" w:space="0"/>
-                <w:lang w:val="en-US" w:eastAsia="zh-CN" w:bidi="ar"/>
-              </w:rPr>
-              <w:t>安全建设管理</w:t>
-            </w:r>
-          </w:p>
-        </w:tc>
-        <w:tc>
-          <w:tcPr>
-            <w:tcW w:w="0" w:type="auto"/>
+            <w:tcW w:w="1575" w:type="dxa"/>
+            <w:shd w:val="clear"/>
+            <w:tcMar>
+              <w:top w:w="150" w:type="dxa"/>
+              <w:left w:w="240" w:type="dxa"/>
+              <w:bottom w:w="150" w:type="dxa"/>
+              <w:right w:w="240" w:type="dxa"/>
+            </w:tcMar>
+            <w:vAlign w:val="center"/>
+          </w:tcPr>
+          <w:p>
+            <w:pPr>
+              <w:keepNext w:val="0"/>
+              <w:keepLines w:val="0"/>
+              <w:widowControl/>
+              <w:suppressLineNumbers w:val="0"/>
+              <w:spacing w:line="300" w:lineRule="atLeast"/>
+              <w:jc w:val="left"/>
+              <w:rPr>
+                <w:rFonts w:hint="default" w:ascii="Segoe UI" w:hAnsi="Segoe UI" w:eastAsia="Segoe UI" w:cs="Segoe UI"/>
+                <w:sz w:val="22"/>
+                <w:szCs w:val="22"/>
+              </w:rPr>
+            </w:pPr>
+            <w:r>
+              <w:rPr>
+                <w:rFonts w:hint="default" w:ascii="Segoe UI" w:hAnsi="Segoe UI" w:eastAsia="Segoe UI" w:cs="Segoe UI"/>
+                <w:kern w:val="0"/>
+                <w:sz w:val="22"/>
+                <w:szCs w:val="22"/>
+                <w:bdr w:val="none" w:color="auto" w:sz="0" w:space="0"/>
+                <w:lang w:val="en-US" w:eastAsia="zh-CN" w:bidi="ar"/>
+              </w:rPr>
+              <w:t>安全运维管理</w:t>
+            </w:r>
+          </w:p>
+        </w:tc>
+        <w:tc>
+          <w:tcPr>
+            <w:tcW w:w="920" w:type="dxa"/>
             <w:shd w:val="clear"/>
             <w:tcMar>
               <w:top w:w="150" w:type="dxa"/>
@@ -5294,7 +5331,7 @@
         </w:tc>
         <w:tc>
           <w:tcPr>
-            <w:tcW w:w="0" w:type="auto"/>
+            <w:tcW w:w="1360" w:type="dxa"/>
             <w:shd w:val="clear"/>
             <w:tcMar>
               <w:top w:w="150" w:type="dxa"/>
@@ -5335,7 +5372,7 @@
         </w:tc>
         <w:tc>
           <w:tcPr>
-            <w:tcW w:w="0" w:type="auto"/>
+            <w:tcW w:w="1734" w:type="dxa"/>
             <w:shd w:val="clear"/>
             <w:tcMar>
               <w:top w:w="150" w:type="dxa"/>
@@ -5368,259 +5405,7 @@
                 <w:bdr w:val="none" w:color="auto" w:sz="0" w:space="0"/>
                 <w:lang w:val="en-US" w:eastAsia="zh-CN" w:bidi="ar"/>
               </w:rPr>
-              <w:t>🔴 高</w:t>
-            </w:r>
-          </w:p>
-        </w:tc>
-      </w:tr>
-      <w:tr>
-        <w:tblPrEx>
-          <w:tblBorders>
-            <w:top w:val="single" w:color="auto" w:sz="4" w:space="0"/>
-            <w:left w:val="single" w:color="auto" w:sz="4" w:space="0"/>
-            <w:bottom w:val="single" w:color="auto" w:sz="4" w:space="0"/>
-            <w:right w:val="single" w:color="auto" w:sz="4" w:space="0"/>
-            <w:insideH w:val="single" w:color="auto" w:sz="4" w:space="0"/>
-            <w:insideV w:val="single" w:color="auto" w:sz="4" w:space="0"/>
-          </w:tblBorders>
-          <w:tblCellMar>
-            <w:top w:w="15" w:type="dxa"/>
-            <w:left w:w="15" w:type="dxa"/>
-            <w:bottom w:w="15" w:type="dxa"/>
-            <w:right w:w="15" w:type="dxa"/>
-          </w:tblCellMar>
-        </w:tblPrEx>
-        <w:tc>
-          <w:tcPr>
-            <w:tcW w:w="0" w:type="auto"/>
-            <w:shd w:val="clear"/>
-            <w:tcMar>
-              <w:top w:w="150" w:type="dxa"/>
-              <w:left w:w="0" w:type="dxa"/>
-              <w:bottom w:w="150" w:type="dxa"/>
-              <w:right w:w="240" w:type="dxa"/>
-            </w:tcMar>
-            <w:vAlign w:val="center"/>
-          </w:tcPr>
-          <w:p>
-            <w:pPr>
-              <w:keepNext w:val="0"/>
-              <w:keepLines w:val="0"/>
-              <w:widowControl/>
-              <w:suppressLineNumbers w:val="0"/>
-              <w:spacing w:line="300" w:lineRule="atLeast"/>
-              <w:jc w:val="left"/>
-              <w:rPr>
-                <w:rFonts w:hint="default" w:ascii="Segoe UI" w:hAnsi="Segoe UI" w:eastAsia="Segoe UI" w:cs="Segoe UI"/>
-                <w:sz w:val="22"/>
-                <w:szCs w:val="22"/>
-              </w:rPr>
-            </w:pPr>
-            <w:r>
-              <w:rPr>
-                <w:rFonts w:hint="default" w:ascii="Segoe UI" w:hAnsi="Segoe UI" w:eastAsia="Segoe UI" w:cs="Segoe UI"/>
-                <w:kern w:val="0"/>
-                <w:sz w:val="22"/>
-                <w:szCs w:val="22"/>
-                <w:bdr w:val="none" w:color="auto" w:sz="0" w:space="0"/>
-                <w:lang w:val="en-US" w:eastAsia="zh-CN" w:bidi="ar"/>
-              </w:rPr>
-              <w:t>21</w:t>
-            </w:r>
-          </w:p>
-        </w:tc>
-        <w:tc>
-          <w:tcPr>
-            <w:tcW w:w="0" w:type="auto"/>
-            <w:shd w:val="clear"/>
-            <w:tcMar>
-              <w:top w:w="150" w:type="dxa"/>
-              <w:left w:w="240" w:type="dxa"/>
-              <w:bottom w:w="150" w:type="dxa"/>
-              <w:right w:w="240" w:type="dxa"/>
-            </w:tcMar>
-            <w:vAlign w:val="center"/>
-          </w:tcPr>
-          <w:p>
-            <w:pPr>
-              <w:keepNext w:val="0"/>
-              <w:keepLines w:val="0"/>
-              <w:widowControl/>
-              <w:suppressLineNumbers w:val="0"/>
-              <w:spacing w:line="300" w:lineRule="atLeast"/>
-              <w:jc w:val="left"/>
-              <w:rPr>
-                <w:rFonts w:hint="default" w:ascii="Segoe UI" w:hAnsi="Segoe UI" w:eastAsia="Segoe UI" w:cs="Segoe UI"/>
-                <w:sz w:val="22"/>
-                <w:szCs w:val="22"/>
-              </w:rPr>
-            </w:pPr>
-            <w:r>
-              <w:rPr>
-                <w:rFonts w:hint="default" w:ascii="Segoe UI" w:hAnsi="Segoe UI" w:eastAsia="Segoe UI" w:cs="Segoe UI"/>
-                <w:kern w:val="0"/>
-                <w:sz w:val="22"/>
-                <w:szCs w:val="22"/>
-                <w:bdr w:val="none" w:color="auto" w:sz="0" w:space="0"/>
-                <w:lang w:val="en-US" w:eastAsia="zh-CN" w:bidi="ar"/>
-              </w:rPr>
-              <w:t>安全管理</w:t>
-            </w:r>
-          </w:p>
-        </w:tc>
-        <w:tc>
-          <w:tcPr>
-            <w:tcW w:w="0" w:type="auto"/>
-            <w:shd w:val="clear"/>
-            <w:tcMar>
-              <w:top w:w="150" w:type="dxa"/>
-              <w:left w:w="240" w:type="dxa"/>
-              <w:bottom w:w="150" w:type="dxa"/>
-              <w:right w:w="240" w:type="dxa"/>
-            </w:tcMar>
-            <w:vAlign w:val="center"/>
-          </w:tcPr>
-          <w:p>
-            <w:pPr>
-              <w:keepNext w:val="0"/>
-              <w:keepLines w:val="0"/>
-              <w:widowControl/>
-              <w:suppressLineNumbers w:val="0"/>
-              <w:spacing w:line="300" w:lineRule="atLeast"/>
-              <w:jc w:val="left"/>
-              <w:rPr>
-                <w:rFonts w:hint="default" w:ascii="Segoe UI" w:hAnsi="Segoe UI" w:eastAsia="Segoe UI" w:cs="Segoe UI"/>
-                <w:sz w:val="22"/>
-                <w:szCs w:val="22"/>
-              </w:rPr>
-            </w:pPr>
-            <w:r>
-              <w:rPr>
-                <w:rFonts w:hint="default" w:ascii="Segoe UI" w:hAnsi="Segoe UI" w:eastAsia="Segoe UI" w:cs="Segoe UI"/>
-                <w:kern w:val="0"/>
-                <w:sz w:val="22"/>
-                <w:szCs w:val="22"/>
-                <w:bdr w:val="none" w:color="auto" w:sz="0" w:space="0"/>
-                <w:lang w:val="en-US" w:eastAsia="zh-CN" w:bidi="ar"/>
-              </w:rPr>
-              <w:t>安全运维管理</w:t>
-            </w:r>
-          </w:p>
-        </w:tc>
-        <w:tc>
-          <w:tcPr>
-            <w:tcW w:w="0" w:type="auto"/>
-            <w:shd w:val="clear"/>
-            <w:tcMar>
-              <w:top w:w="150" w:type="dxa"/>
-              <w:left w:w="240" w:type="dxa"/>
-              <w:bottom w:w="150" w:type="dxa"/>
-              <w:right w:w="240" w:type="dxa"/>
-            </w:tcMar>
-            <w:vAlign w:val="center"/>
-          </w:tcPr>
-          <w:p>
-            <w:pPr>
-              <w:keepNext w:val="0"/>
-              <w:keepLines w:val="0"/>
-              <w:widowControl/>
-              <w:suppressLineNumbers w:val="0"/>
-              <w:spacing w:line="300" w:lineRule="atLeast"/>
-              <w:jc w:val="left"/>
-              <w:rPr>
-                <w:rFonts w:hint="default" w:ascii="Segoe UI" w:hAnsi="Segoe UI" w:eastAsia="Segoe UI" w:cs="Segoe UI"/>
-                <w:sz w:val="22"/>
-                <w:szCs w:val="22"/>
-              </w:rPr>
-            </w:pPr>
-            <w:r>
-              <w:rPr>
-                <w:rFonts w:hint="default" w:ascii="Segoe UI" w:hAnsi="Segoe UI" w:eastAsia="Segoe UI" w:cs="Segoe UI"/>
-                <w:kern w:val="0"/>
-                <w:sz w:val="22"/>
-                <w:szCs w:val="22"/>
-                <w:bdr w:val="none" w:color="auto" w:sz="0" w:space="0"/>
-                <w:lang w:val="en-US" w:eastAsia="zh-CN" w:bidi="ar"/>
-              </w:rPr>
-              <w:t>G</w:t>
-            </w:r>
-          </w:p>
-        </w:tc>
-        <w:tc>
-          <w:tcPr>
-            <w:tcW w:w="0" w:type="auto"/>
-            <w:shd w:val="clear"/>
-            <w:tcMar>
-              <w:top w:w="150" w:type="dxa"/>
-              <w:left w:w="240" w:type="dxa"/>
-              <w:bottom w:w="150" w:type="dxa"/>
-              <w:right w:w="240" w:type="dxa"/>
-            </w:tcMar>
-            <w:vAlign w:val="center"/>
-          </w:tcPr>
-          <w:p>
-            <w:pPr>
-              <w:keepNext w:val="0"/>
-              <w:keepLines w:val="0"/>
-              <w:widowControl/>
-              <w:suppressLineNumbers w:val="0"/>
-              <w:spacing w:line="300" w:lineRule="atLeast"/>
-              <w:jc w:val="left"/>
-              <w:rPr>
-                <w:rFonts w:hint="default" w:ascii="Segoe UI" w:hAnsi="Segoe UI" w:eastAsia="Segoe UI" w:cs="Segoe UI"/>
-                <w:sz w:val="22"/>
-                <w:szCs w:val="22"/>
-              </w:rPr>
-            </w:pPr>
-            <w:r>
-              <w:rPr>
-                <w:rFonts w:hint="default" w:ascii="Segoe UI" w:hAnsi="Segoe UI" w:eastAsia="Segoe UI" w:cs="Segoe UI"/>
-                <w:kern w:val="0"/>
-                <w:sz w:val="22"/>
-                <w:szCs w:val="22"/>
-                <w:bdr w:val="none" w:color="auto" w:sz="0" w:space="0"/>
-                <w:lang w:val="en-US" w:eastAsia="zh-CN" w:bidi="ar"/>
-              </w:rPr>
-              <w:t>部分符合</w:t>
-            </w:r>
-          </w:p>
-        </w:tc>
-        <w:tc>
-          <w:tcPr>
-            <w:tcW w:w="0" w:type="auto"/>
-            <w:shd w:val="clear"/>
-            <w:tcMar>
-              <w:top w:w="150" w:type="dxa"/>
-              <w:left w:w="240" w:type="dxa"/>
-              <w:bottom w:w="150" w:type="dxa"/>
-              <w:right w:w="0" w:type="dxa"/>
-            </w:tcMar>
-            <w:vAlign w:val="center"/>
-          </w:tcPr>
-          <w:p>
-            <w:pPr>
-              <w:keepNext w:val="0"/>
-              <w:keepLines w:val="0"/>
-              <w:widowControl/>
-              <w:suppressLineNumbers w:val="0"/>
-              <w:spacing w:line="300" w:lineRule="atLeast"/>
-              <w:jc w:val="left"/>
-              <w:rPr>
-                <w:rFonts w:hint="default" w:ascii="Segoe UI" w:hAnsi="Segoe UI" w:eastAsia="Segoe UI" w:cs="Segoe UI"/>
-                <w:sz w:val="22"/>
-                <w:szCs w:val="22"/>
-              </w:rPr>
-            </w:pPr>
-            <w:r>
-              <w:rPr>
-                <w:rFonts w:hint="default" w:ascii="Segoe UI" w:hAnsi="Segoe UI" w:eastAsia="Segoe UI" w:cs="Segoe UI"/>
-                <w:kern w:val="0"/>
-                <w:sz w:val="22"/>
-                <w:szCs w:val="22"/>
-                <w:bdr w:val="none" w:color="auto" w:sz="0" w:space="0"/>
-                <w:lang w:val="en-US" w:eastAsia="zh-CN" w:bidi="ar"/>
-              </w:rPr>
-              <w:t>🟡 中</w:t>
+              <w:t>未按计划开展漏洞扫描与补丁评估，运维操作缺少审批记录</w:t>
             </w:r>
           </w:p>
         </w:tc>

--- a/各类表格/6.2 系统整体测评结论形成/素材2-1：单项测评结论清单（用于实践任务1）.docx
+++ b/各类表格/6.2 系统整体测评结论形成/素材2-1：单项测评结论清单（用于实践任务1）.docx
@@ -40,13 +40,12 @@
     </w:p>
     <w:p>
       <w:pPr>
-        <w:pStyle w:val="2"/>
         <w:keepNext w:val="0"/>
         <w:keepLines w:val="0"/>
         <w:widowControl/>
         <w:suppressLineNumbers w:val="0"/>
         <w:shd w:val="clear" w:fill="FFFFFF"/>
-        <w:spacing w:before="384" w:beforeAutospacing="0" w:after="192" w:afterAutospacing="0" w:line="360" w:lineRule="atLeast"/>
+        <w:spacing w:before="40" w:beforeAutospacing="0" w:after="40" w:afterAutospacing="0" w:line="360" w:lineRule="atLeast"/>
         <w:ind w:left="0" w:right="0" w:firstLine="0"/>
         <w:rPr>
           <w:rFonts w:ascii="Segoe UI" w:hAnsi="Segoe UI" w:eastAsia="Segoe UI" w:cs="Segoe UI"/>
@@ -67,6 +66,27 @@
         </w:rPr>
         <w:t>被测系统：XX职业技术学院数字校园平台　　安全保护等级：第三级（S3A3）</w:t>
       </w:r>
+    </w:p>
+    <w:p>
+      <w:pPr>
+        <w:keepNext w:val="0"/>
+        <w:keepLines w:val="0"/>
+        <w:widowControl/>
+        <w:suppressLineNumbers w:val="0"/>
+        <w:shd w:val="clear" w:fill="FFFFFF"/>
+        <w:spacing w:before="40" w:beforeAutospacing="0" w:after="40" w:afterAutospacing="0" w:line="360" w:lineRule="atLeast"/>
+        <w:ind w:left="0" w:right="0" w:firstLine="0"/>
+        <w:rPr>
+          <w:rFonts w:ascii="Segoe UI" w:hAnsi="Segoe UI" w:eastAsia="Segoe UI" w:cs="Segoe UI"/>
+          <w:b/>
+          <w:bCs/>
+          <w:caps w:val="0"/>
+          <w:color w:val="0F1115"/>
+          <w:spacing w:val="0"/>
+          <w:sz w:val="30"/>
+          <w:szCs w:val="30"/>
+        </w:rPr>
+      </w:pPr>
       <w:r>
         <w:rPr>
           <w:b w:val="0"/>
